--- a/video/Script_PRO-OP-DD-005.docx
+++ b/video/Script_PRO-OP-DD-005.docx
@@ -4,7 +4,7 @@
   <w:body>
     <w:p>
       <w:pPr>
-        <w:spacing w:after="360"/>
+        <w:spacing w:after="120"/>
       </w:pPr>
       <w:r>
         <w:rPr>
@@ -19,8 +19,34 @@
     </w:p>
     <w:p>
       <w:pPr>
-        <w:spacing w:after="200"/>
-      </w:pPr>
+        <w:spacing w:after="360"/>
+      </w:pPr>
+      <w:r>
+        <w:rPr>
+          <w:rFonts w:ascii="Arial" w:cs="Arial" w:eastAsia="Arial" w:hAnsi="Arial"/>
+          <w:i/>
+          <w:iCs/>
+          <w:color w:val="595959"/>
+          <w:sz w:val="20"/>
+          <w:szCs w:val="20"/>
+        </w:rPr>
+        <w:t xml:space="preserve">Le temps entre crochets indique où la réplique commence dans la vidéo (3 min 06 s).</w:t>
+      </w:r>
+    </w:p>
+    <w:p>
+      <w:pPr>
+        <w:spacing w:after="200"/>
+        <w:ind w:left="900" w:hanging="900"/>
+      </w:pPr>
+      <w:r>
+        <w:rPr>
+          <w:rFonts w:ascii="Arial" w:cs="Arial" w:eastAsia="Arial" w:hAnsi="Arial"/>
+          <w:b/>
+          <w:bCs/>
+          <w:color w:val="1F4E79"/>
+        </w:rPr>
+        <w:t xml:space="preserve">[0:00]	</w:t>
+      </w:r>
       <w:r>
         <w:rPr>
           <w:rFonts w:ascii="Arial" w:cs="Arial" w:eastAsia="Arial" w:hAnsi="Arial"/>
@@ -39,7 +65,17 @@
     <w:p>
       <w:pPr>
         <w:spacing w:after="200"/>
-      </w:pPr>
+        <w:ind w:left="900" w:hanging="900"/>
+      </w:pPr>
+      <w:r>
+        <w:rPr>
+          <w:rFonts w:ascii="Arial" w:cs="Arial" w:eastAsia="Arial" w:hAnsi="Arial"/>
+          <w:b/>
+          <w:bCs/>
+          <w:color w:val="1F4E79"/>
+        </w:rPr>
+        <w:t xml:space="preserve">[0:03]	</w:t>
+      </w:r>
       <w:r>
         <w:rPr>
           <w:rFonts w:ascii="Arial" w:cs="Arial" w:eastAsia="Arial" w:hAnsi="Arial"/>
@@ -58,7 +94,17 @@
     <w:p>
       <w:pPr>
         <w:spacing w:after="200"/>
-      </w:pPr>
+        <w:ind w:left="900" w:hanging="900"/>
+      </w:pPr>
+      <w:r>
+        <w:rPr>
+          <w:rFonts w:ascii="Arial" w:cs="Arial" w:eastAsia="Arial" w:hAnsi="Arial"/>
+          <w:b/>
+          <w:bCs/>
+          <w:color w:val="1F4E79"/>
+        </w:rPr>
+        <w:t xml:space="preserve">[0:06]	</w:t>
+      </w:r>
       <w:r>
         <w:rPr>
           <w:rFonts w:ascii="Arial" w:cs="Arial" w:eastAsia="Arial" w:hAnsi="Arial"/>
@@ -77,7 +123,17 @@
     <w:p>
       <w:pPr>
         <w:spacing w:after="200"/>
-      </w:pPr>
+        <w:ind w:left="900" w:hanging="900"/>
+      </w:pPr>
+      <w:r>
+        <w:rPr>
+          <w:rFonts w:ascii="Arial" w:cs="Arial" w:eastAsia="Arial" w:hAnsi="Arial"/>
+          <w:b/>
+          <w:bCs/>
+          <w:color w:val="1F4E79"/>
+        </w:rPr>
+        <w:t xml:space="preserve">[0:11]	</w:t>
+      </w:r>
       <w:r>
         <w:rPr>
           <w:rFonts w:ascii="Arial" w:cs="Arial" w:eastAsia="Arial" w:hAnsi="Arial"/>
@@ -96,7 +152,17 @@
     <w:p>
       <w:pPr>
         <w:spacing w:after="200"/>
-      </w:pPr>
+        <w:ind w:left="900" w:hanging="900"/>
+      </w:pPr>
+      <w:r>
+        <w:rPr>
+          <w:rFonts w:ascii="Arial" w:cs="Arial" w:eastAsia="Arial" w:hAnsi="Arial"/>
+          <w:b/>
+          <w:bCs/>
+          <w:color w:val="1F4E79"/>
+        </w:rPr>
+        <w:t xml:space="preserve">[0:15]	</w:t>
+      </w:r>
       <w:r>
         <w:rPr>
           <w:rFonts w:ascii="Arial" w:cs="Arial" w:eastAsia="Arial" w:hAnsi="Arial"/>
@@ -115,7 +181,17 @@
     <w:p>
       <w:pPr>
         <w:spacing w:after="200"/>
-      </w:pPr>
+        <w:ind w:left="900" w:hanging="900"/>
+      </w:pPr>
+      <w:r>
+        <w:rPr>
+          <w:rFonts w:ascii="Arial" w:cs="Arial" w:eastAsia="Arial" w:hAnsi="Arial"/>
+          <w:b/>
+          <w:bCs/>
+          <w:color w:val="1F4E79"/>
+        </w:rPr>
+        <w:t xml:space="preserve">[0:20]	</w:t>
+      </w:r>
       <w:r>
         <w:rPr>
           <w:rFonts w:ascii="Arial" w:cs="Arial" w:eastAsia="Arial" w:hAnsi="Arial"/>
@@ -134,7 +210,17 @@
     <w:p>
       <w:pPr>
         <w:spacing w:after="200"/>
-      </w:pPr>
+        <w:ind w:left="900" w:hanging="900"/>
+      </w:pPr>
+      <w:r>
+        <w:rPr>
+          <w:rFonts w:ascii="Arial" w:cs="Arial" w:eastAsia="Arial" w:hAnsi="Arial"/>
+          <w:b/>
+          <w:bCs/>
+          <w:color w:val="1F4E79"/>
+        </w:rPr>
+        <w:t xml:space="preserve">[0:28]	</w:t>
+      </w:r>
       <w:r>
         <w:rPr>
           <w:rFonts w:ascii="Arial" w:cs="Arial" w:eastAsia="Arial" w:hAnsi="Arial"/>
@@ -153,7 +239,17 @@
     <w:p>
       <w:pPr>
         <w:spacing w:after="200"/>
-      </w:pPr>
+        <w:ind w:left="900" w:hanging="900"/>
+      </w:pPr>
+      <w:r>
+        <w:rPr>
+          <w:rFonts w:ascii="Arial" w:cs="Arial" w:eastAsia="Arial" w:hAnsi="Arial"/>
+          <w:b/>
+          <w:bCs/>
+          <w:color w:val="1F4E79"/>
+        </w:rPr>
+        <w:t xml:space="preserve">[0:33]	</w:t>
+      </w:r>
       <w:r>
         <w:rPr>
           <w:rFonts w:ascii="Arial" w:cs="Arial" w:eastAsia="Arial" w:hAnsi="Arial"/>
@@ -172,7 +268,17 @@
     <w:p>
       <w:pPr>
         <w:spacing w:after="200"/>
-      </w:pPr>
+        <w:ind w:left="900" w:hanging="900"/>
+      </w:pPr>
+      <w:r>
+        <w:rPr>
+          <w:rFonts w:ascii="Arial" w:cs="Arial" w:eastAsia="Arial" w:hAnsi="Arial"/>
+          <w:b/>
+          <w:bCs/>
+          <w:color w:val="1F4E79"/>
+        </w:rPr>
+        <w:t xml:space="preserve">[0:41]	</w:t>
+      </w:r>
       <w:r>
         <w:rPr>
           <w:rFonts w:ascii="Arial" w:cs="Arial" w:eastAsia="Arial" w:hAnsi="Arial"/>
@@ -191,7 +297,17 @@
     <w:p>
       <w:pPr>
         <w:spacing w:after="200"/>
-      </w:pPr>
+        <w:ind w:left="900" w:hanging="900"/>
+      </w:pPr>
+      <w:r>
+        <w:rPr>
+          <w:rFonts w:ascii="Arial" w:cs="Arial" w:eastAsia="Arial" w:hAnsi="Arial"/>
+          <w:b/>
+          <w:bCs/>
+          <w:color w:val="1F4E79"/>
+        </w:rPr>
+        <w:t xml:space="preserve">[0:49]	</w:t>
+      </w:r>
       <w:r>
         <w:rPr>
           <w:rFonts w:ascii="Arial" w:cs="Arial" w:eastAsia="Arial" w:hAnsi="Arial"/>
@@ -210,7 +326,17 @@
     <w:p>
       <w:pPr>
         <w:spacing w:after="200"/>
-      </w:pPr>
+        <w:ind w:left="900" w:hanging="900"/>
+      </w:pPr>
+      <w:r>
+        <w:rPr>
+          <w:rFonts w:ascii="Arial" w:cs="Arial" w:eastAsia="Arial" w:hAnsi="Arial"/>
+          <w:b/>
+          <w:bCs/>
+          <w:color w:val="1F4E79"/>
+        </w:rPr>
+        <w:t xml:space="preserve">[1:01]	</w:t>
+      </w:r>
       <w:r>
         <w:rPr>
           <w:rFonts w:ascii="Arial" w:cs="Arial" w:eastAsia="Arial" w:hAnsi="Arial"/>
@@ -229,7 +355,17 @@
     <w:p>
       <w:pPr>
         <w:spacing w:after="200"/>
-      </w:pPr>
+        <w:ind w:left="900" w:hanging="900"/>
+      </w:pPr>
+      <w:r>
+        <w:rPr>
+          <w:rFonts w:ascii="Arial" w:cs="Arial" w:eastAsia="Arial" w:hAnsi="Arial"/>
+          <w:b/>
+          <w:bCs/>
+          <w:color w:val="1F4E79"/>
+        </w:rPr>
+        <w:t xml:space="preserve">[1:08]	</w:t>
+      </w:r>
       <w:r>
         <w:rPr>
           <w:rFonts w:ascii="Arial" w:cs="Arial" w:eastAsia="Arial" w:hAnsi="Arial"/>
@@ -248,7 +384,17 @@
     <w:p>
       <w:pPr>
         <w:spacing w:after="200"/>
-      </w:pPr>
+        <w:ind w:left="900" w:hanging="900"/>
+      </w:pPr>
+      <w:r>
+        <w:rPr>
+          <w:rFonts w:ascii="Arial" w:cs="Arial" w:eastAsia="Arial" w:hAnsi="Arial"/>
+          <w:b/>
+          <w:bCs/>
+          <w:color w:val="1F4E79"/>
+        </w:rPr>
+        <w:t xml:space="preserve">[1:15]	</w:t>
+      </w:r>
       <w:r>
         <w:rPr>
           <w:rFonts w:ascii="Arial" w:cs="Arial" w:eastAsia="Arial" w:hAnsi="Arial"/>
@@ -267,7 +413,17 @@
     <w:p>
       <w:pPr>
         <w:spacing w:after="200"/>
-      </w:pPr>
+        <w:ind w:left="900" w:hanging="900"/>
+      </w:pPr>
+      <w:r>
+        <w:rPr>
+          <w:rFonts w:ascii="Arial" w:cs="Arial" w:eastAsia="Arial" w:hAnsi="Arial"/>
+          <w:b/>
+          <w:bCs/>
+          <w:color w:val="1F4E79"/>
+        </w:rPr>
+        <w:t xml:space="preserve">[1:32]	</w:t>
+      </w:r>
       <w:r>
         <w:rPr>
           <w:rFonts w:ascii="Arial" w:cs="Arial" w:eastAsia="Arial" w:hAnsi="Arial"/>
@@ -286,7 +442,17 @@
     <w:p>
       <w:pPr>
         <w:spacing w:after="200"/>
-      </w:pPr>
+        <w:ind w:left="900" w:hanging="900"/>
+      </w:pPr>
+      <w:r>
+        <w:rPr>
+          <w:rFonts w:ascii="Arial" w:cs="Arial" w:eastAsia="Arial" w:hAnsi="Arial"/>
+          <w:b/>
+          <w:bCs/>
+          <w:color w:val="1F4E79"/>
+        </w:rPr>
+        <w:t xml:space="preserve">[1:41]	</w:t>
+      </w:r>
       <w:r>
         <w:rPr>
           <w:rFonts w:ascii="Arial" w:cs="Arial" w:eastAsia="Arial" w:hAnsi="Arial"/>
@@ -305,7 +471,17 @@
     <w:p>
       <w:pPr>
         <w:spacing w:after="200"/>
-      </w:pPr>
+        <w:ind w:left="900" w:hanging="900"/>
+      </w:pPr>
+      <w:r>
+        <w:rPr>
+          <w:rFonts w:ascii="Arial" w:cs="Arial" w:eastAsia="Arial" w:hAnsi="Arial"/>
+          <w:b/>
+          <w:bCs/>
+          <w:color w:val="1F4E79"/>
+        </w:rPr>
+        <w:t xml:space="preserve">[1:48]	</w:t>
+      </w:r>
       <w:r>
         <w:rPr>
           <w:rFonts w:ascii="Arial" w:cs="Arial" w:eastAsia="Arial" w:hAnsi="Arial"/>
@@ -324,7 +500,17 @@
     <w:p>
       <w:pPr>
         <w:spacing w:after="200"/>
-      </w:pPr>
+        <w:ind w:left="900" w:hanging="900"/>
+      </w:pPr>
+      <w:r>
+        <w:rPr>
+          <w:rFonts w:ascii="Arial" w:cs="Arial" w:eastAsia="Arial" w:hAnsi="Arial"/>
+          <w:b/>
+          <w:bCs/>
+          <w:color w:val="1F4E79"/>
+        </w:rPr>
+        <w:t xml:space="preserve">[1:54]	</w:t>
+      </w:r>
       <w:r>
         <w:rPr>
           <w:rFonts w:ascii="Arial" w:cs="Arial" w:eastAsia="Arial" w:hAnsi="Arial"/>
@@ -343,7 +529,17 @@
     <w:p>
       <w:pPr>
         <w:spacing w:after="200"/>
-      </w:pPr>
+        <w:ind w:left="900" w:hanging="900"/>
+      </w:pPr>
+      <w:r>
+        <w:rPr>
+          <w:rFonts w:ascii="Arial" w:cs="Arial" w:eastAsia="Arial" w:hAnsi="Arial"/>
+          <w:b/>
+          <w:bCs/>
+          <w:color w:val="1F4E79"/>
+        </w:rPr>
+        <w:t xml:space="preserve">[2:05]	</w:t>
+      </w:r>
       <w:r>
         <w:rPr>
           <w:rFonts w:ascii="Arial" w:cs="Arial" w:eastAsia="Arial" w:hAnsi="Arial"/>
@@ -362,7 +558,17 @@
     <w:p>
       <w:pPr>
         <w:spacing w:after="200"/>
-      </w:pPr>
+        <w:ind w:left="900" w:hanging="900"/>
+      </w:pPr>
+      <w:r>
+        <w:rPr>
+          <w:rFonts w:ascii="Arial" w:cs="Arial" w:eastAsia="Arial" w:hAnsi="Arial"/>
+          <w:b/>
+          <w:bCs/>
+          <w:color w:val="1F4E79"/>
+        </w:rPr>
+        <w:t xml:space="preserve">[2:17]	</w:t>
+      </w:r>
       <w:r>
         <w:rPr>
           <w:rFonts w:ascii="Arial" w:cs="Arial" w:eastAsia="Arial" w:hAnsi="Arial"/>
@@ -381,7 +587,17 @@
     <w:p>
       <w:pPr>
         <w:spacing w:after="200"/>
-      </w:pPr>
+        <w:ind w:left="900" w:hanging="900"/>
+      </w:pPr>
+      <w:r>
+        <w:rPr>
+          <w:rFonts w:ascii="Arial" w:cs="Arial" w:eastAsia="Arial" w:hAnsi="Arial"/>
+          <w:b/>
+          <w:bCs/>
+          <w:color w:val="1F4E79"/>
+        </w:rPr>
+        <w:t xml:space="preserve">[2:19]	</w:t>
+      </w:r>
       <w:r>
         <w:rPr>
           <w:rFonts w:ascii="Arial" w:cs="Arial" w:eastAsia="Arial" w:hAnsi="Arial"/>
@@ -400,7 +616,17 @@
     <w:p>
       <w:pPr>
         <w:spacing w:after="200"/>
-      </w:pPr>
+        <w:ind w:left="900" w:hanging="900"/>
+      </w:pPr>
+      <w:r>
+        <w:rPr>
+          <w:rFonts w:ascii="Arial" w:cs="Arial" w:eastAsia="Arial" w:hAnsi="Arial"/>
+          <w:b/>
+          <w:bCs/>
+          <w:color w:val="1F4E79"/>
+        </w:rPr>
+        <w:t xml:space="preserve">[2:26]	</w:t>
+      </w:r>
       <w:r>
         <w:rPr>
           <w:rFonts w:ascii="Arial" w:cs="Arial" w:eastAsia="Arial" w:hAnsi="Arial"/>
@@ -419,7 +645,17 @@
     <w:p>
       <w:pPr>
         <w:spacing w:after="200"/>
-      </w:pPr>
+        <w:ind w:left="900" w:hanging="900"/>
+      </w:pPr>
+      <w:r>
+        <w:rPr>
+          <w:rFonts w:ascii="Arial" w:cs="Arial" w:eastAsia="Arial" w:hAnsi="Arial"/>
+          <w:b/>
+          <w:bCs/>
+          <w:color w:val="1F4E79"/>
+        </w:rPr>
+        <w:t xml:space="preserve">[2:29]	</w:t>
+      </w:r>
       <w:r>
         <w:rPr>
           <w:rFonts w:ascii="Arial" w:cs="Arial" w:eastAsia="Arial" w:hAnsi="Arial"/>
@@ -438,7 +674,17 @@
     <w:p>
       <w:pPr>
         <w:spacing w:after="200"/>
-      </w:pPr>
+        <w:ind w:left="900" w:hanging="900"/>
+      </w:pPr>
+      <w:r>
+        <w:rPr>
+          <w:rFonts w:ascii="Arial" w:cs="Arial" w:eastAsia="Arial" w:hAnsi="Arial"/>
+          <w:b/>
+          <w:bCs/>
+          <w:color w:val="1F4E79"/>
+        </w:rPr>
+        <w:t xml:space="preserve">[2:35]	</w:t>
+      </w:r>
       <w:r>
         <w:rPr>
           <w:rFonts w:ascii="Arial" w:cs="Arial" w:eastAsia="Arial" w:hAnsi="Arial"/>
@@ -457,7 +703,17 @@
     <w:p>
       <w:pPr>
         <w:spacing w:after="200"/>
-      </w:pPr>
+        <w:ind w:left="900" w:hanging="900"/>
+      </w:pPr>
+      <w:r>
+        <w:rPr>
+          <w:rFonts w:ascii="Arial" w:cs="Arial" w:eastAsia="Arial" w:hAnsi="Arial"/>
+          <w:b/>
+          <w:bCs/>
+          <w:color w:val="1F4E79"/>
+        </w:rPr>
+        <w:t xml:space="preserve">[2:37]	</w:t>
+      </w:r>
       <w:r>
         <w:rPr>
           <w:rFonts w:ascii="Arial" w:cs="Arial" w:eastAsia="Arial" w:hAnsi="Arial"/>
@@ -476,7 +732,17 @@
     <w:p>
       <w:pPr>
         <w:spacing w:after="200"/>
-      </w:pPr>
+        <w:ind w:left="900" w:hanging="900"/>
+      </w:pPr>
+      <w:r>
+        <w:rPr>
+          <w:rFonts w:ascii="Arial" w:cs="Arial" w:eastAsia="Arial" w:hAnsi="Arial"/>
+          <w:b/>
+          <w:bCs/>
+          <w:color w:val="1F4E79"/>
+        </w:rPr>
+        <w:t xml:space="preserve">[2:45]	</w:t>
+      </w:r>
       <w:r>
         <w:rPr>
           <w:rFonts w:ascii="Arial" w:cs="Arial" w:eastAsia="Arial" w:hAnsi="Arial"/>
@@ -495,7 +761,17 @@
     <w:p>
       <w:pPr>
         <w:spacing w:after="200"/>
-      </w:pPr>
+        <w:ind w:left="900" w:hanging="900"/>
+      </w:pPr>
+      <w:r>
+        <w:rPr>
+          <w:rFonts w:ascii="Arial" w:cs="Arial" w:eastAsia="Arial" w:hAnsi="Arial"/>
+          <w:b/>
+          <w:bCs/>
+          <w:color w:val="1F4E79"/>
+        </w:rPr>
+        <w:t xml:space="preserve">[2:50]	</w:t>
+      </w:r>
       <w:r>
         <w:rPr>
           <w:rFonts w:ascii="Arial" w:cs="Arial" w:eastAsia="Arial" w:hAnsi="Arial"/>
@@ -514,7 +790,17 @@
     <w:p>
       <w:pPr>
         <w:spacing w:after="200"/>
-      </w:pPr>
+        <w:ind w:left="900" w:hanging="900"/>
+      </w:pPr>
+      <w:r>
+        <w:rPr>
+          <w:rFonts w:ascii="Arial" w:cs="Arial" w:eastAsia="Arial" w:hAnsi="Arial"/>
+          <w:b/>
+          <w:bCs/>
+          <w:color w:val="1F4E79"/>
+        </w:rPr>
+        <w:t xml:space="preserve">[2:57]	</w:t>
+      </w:r>
       <w:r>
         <w:rPr>
           <w:rFonts w:ascii="Arial" w:cs="Arial" w:eastAsia="Arial" w:hAnsi="Arial"/>
@@ -533,7 +819,17 @@
     <w:p>
       <w:pPr>
         <w:spacing w:after="200"/>
-      </w:pPr>
+        <w:ind w:left="900" w:hanging="900"/>
+      </w:pPr>
+      <w:r>
+        <w:rPr>
+          <w:rFonts w:ascii="Arial" w:cs="Arial" w:eastAsia="Arial" w:hAnsi="Arial"/>
+          <w:b/>
+          <w:bCs/>
+          <w:color w:val="1F4E79"/>
+        </w:rPr>
+        <w:t xml:space="preserve">[3:00]	</w:t>
+      </w:r>
       <w:r>
         <w:rPr>
           <w:rFonts w:ascii="Arial" w:cs="Arial" w:eastAsia="Arial" w:hAnsi="Arial"/>

--- a/video/Script_PRO-OP-DD-005.docx
+++ b/video/Script_PRO-OP-DD-005.docx
@@ -19,7 +19,7 @@
     </w:p>
     <w:p>
       <w:pPr>
-        <w:spacing w:after="360"/>
+        <w:spacing w:after="120"/>
       </w:pPr>
       <w:r>
         <w:rPr>
@@ -35,23 +35,61 @@
     </w:p>
     <w:p>
       <w:pPr>
-        <w:spacing w:after="200"/>
-        <w:ind w:left="900" w:hanging="900"/>
-      </w:pPr>
-      <w:r>
-        <w:rPr>
-          <w:rFonts w:ascii="Arial" w:cs="Arial" w:eastAsia="Arial" w:hAnsi="Arial"/>
-          <w:b/>
-          <w:bCs/>
-          <w:color w:val="1F4E79"/>
-        </w:rPr>
-        <w:t xml:space="preserve">[0:00]	</w:t>
-      </w:r>
-      <w:r>
-        <w:rPr>
-          <w:rFonts w:ascii="Arial" w:cs="Arial" w:eastAsia="Arial" w:hAnsi="Arial"/>
-          <w:b/>
-          <w:bCs/>
+        <w:spacing w:after="360"/>
+      </w:pPr>
+      <w:r>
+        <w:rPr>
+          <w:rFonts w:ascii="Arial" w:cs="Arial" w:eastAsia="Arial" w:hAnsi="Arial"/>
+          <w:b/>
+          <w:bCs/>
+          <w:color w:val="1F4E79"/>
+          <w:sz w:val="22"/>
+          <w:szCs w:val="22"/>
+        </w:rPr>
+        <w:t xml:space="preserve">■ Formateur</w:t>
+      </w:r>
+      <w:r>
+        <w:rPr>
+          <w:rFonts w:ascii="Arial" w:cs="Arial" w:eastAsia="Arial" w:hAnsi="Arial"/>
+        </w:rPr>
+        <w:t xml:space="preserve">      </w:t>
+      </w:r>
+      <w:r>
+        <w:rPr>
+          <w:rFonts w:ascii="Arial" w:cs="Arial" w:eastAsia="Arial" w:hAnsi="Arial"/>
+          <w:b/>
+          <w:bCs/>
+          <w:color w:val="C55A11"/>
+          <w:sz w:val="22"/>
+          <w:szCs w:val="22"/>
+        </w:rPr>
+        <w:t xml:space="preserve">■ Travailleur</w:t>
+      </w:r>
+    </w:p>
+    <w:p>
+      <w:pPr>
+        <w:pBdr>
+          <w:left w:val="single" w:color="1F4E79" w:sz="24" w:space="6"/>
+        </w:pBdr>
+        <w:shd w:fill="E9F1FA" w:color="auto" w:val="clear"/>
+        <w:spacing w:before="60" w:after="140"/>
+        <w:ind w:left="120" w:right="120"/>
+      </w:pPr>
+      <w:r>
+        <w:rPr>
+          <w:rFonts w:ascii="Arial" w:cs="Arial" w:eastAsia="Arial" w:hAnsi="Arial"/>
+          <w:b/>
+          <w:bCs/>
+          <w:color w:val="595959"/>
+        </w:rPr>
+        <w:t xml:space="preserve">[0:00]  </w:t>
+      </w:r>
+      <w:r>
+        <w:rPr>
+          <w:rFonts w:ascii="Arial" w:cs="Arial" w:eastAsia="Arial" w:hAnsi="Arial"/>
+          <w:b/>
+          <w:bCs/>
+          <w:color w:val="1F4E79"/>
         </w:rPr>
         <w:t xml:space="preserve">Formateur : </w:t>
       </w:r>
@@ -64,23 +102,28 @@
     </w:p>
     <w:p>
       <w:pPr>
-        <w:spacing w:after="200"/>
-        <w:ind w:left="900" w:hanging="900"/>
-      </w:pPr>
-      <w:r>
-        <w:rPr>
-          <w:rFonts w:ascii="Arial" w:cs="Arial" w:eastAsia="Arial" w:hAnsi="Arial"/>
-          <w:b/>
-          <w:bCs/>
-          <w:color w:val="1F4E79"/>
-        </w:rPr>
-        <w:t xml:space="preserve">[0:03]	</w:t>
-      </w:r>
-      <w:r>
-        <w:rPr>
-          <w:rFonts w:ascii="Arial" w:cs="Arial" w:eastAsia="Arial" w:hAnsi="Arial"/>
-          <w:b/>
-          <w:bCs/>
+        <w:pBdr>
+          <w:left w:val="single" w:color="C55A11" w:sz="24" w:space="6"/>
+        </w:pBdr>
+        <w:shd w:fill="FCE9DB" w:color="auto" w:val="clear"/>
+        <w:spacing w:before="60" w:after="140"/>
+        <w:ind w:left="120" w:right="120"/>
+      </w:pPr>
+      <w:r>
+        <w:rPr>
+          <w:rFonts w:ascii="Arial" w:cs="Arial" w:eastAsia="Arial" w:hAnsi="Arial"/>
+          <w:b/>
+          <w:bCs/>
+          <w:color w:val="595959"/>
+        </w:rPr>
+        <w:t xml:space="preserve">[0:03]  </w:t>
+      </w:r>
+      <w:r>
+        <w:rPr>
+          <w:rFonts w:ascii="Arial" w:cs="Arial" w:eastAsia="Arial" w:hAnsi="Arial"/>
+          <w:b/>
+          <w:bCs/>
+          <w:color w:val="C55A11"/>
         </w:rPr>
         <w:t xml:space="preserve">Travailleur : </w:t>
       </w:r>
@@ -93,23 +136,28 @@
     </w:p>
     <w:p>
       <w:pPr>
-        <w:spacing w:after="200"/>
-        <w:ind w:left="900" w:hanging="900"/>
-      </w:pPr>
-      <w:r>
-        <w:rPr>
-          <w:rFonts w:ascii="Arial" w:cs="Arial" w:eastAsia="Arial" w:hAnsi="Arial"/>
-          <w:b/>
-          <w:bCs/>
-          <w:color w:val="1F4E79"/>
-        </w:rPr>
-        <w:t xml:space="preserve">[0:06]	</w:t>
-      </w:r>
-      <w:r>
-        <w:rPr>
-          <w:rFonts w:ascii="Arial" w:cs="Arial" w:eastAsia="Arial" w:hAnsi="Arial"/>
-          <w:b/>
-          <w:bCs/>
+        <w:pBdr>
+          <w:left w:val="single" w:color="1F4E79" w:sz="24" w:space="6"/>
+        </w:pBdr>
+        <w:shd w:fill="E9F1FA" w:color="auto" w:val="clear"/>
+        <w:spacing w:before="60" w:after="140"/>
+        <w:ind w:left="120" w:right="120"/>
+      </w:pPr>
+      <w:r>
+        <w:rPr>
+          <w:rFonts w:ascii="Arial" w:cs="Arial" w:eastAsia="Arial" w:hAnsi="Arial"/>
+          <w:b/>
+          <w:bCs/>
+          <w:color w:val="595959"/>
+        </w:rPr>
+        <w:t xml:space="preserve">[0:06]  </w:t>
+      </w:r>
+      <w:r>
+        <w:rPr>
+          <w:rFonts w:ascii="Arial" w:cs="Arial" w:eastAsia="Arial" w:hAnsi="Arial"/>
+          <w:b/>
+          <w:bCs/>
+          <w:color w:val="1F4E79"/>
         </w:rPr>
         <w:t xml:space="preserve">Formateur : </w:t>
       </w:r>
@@ -122,23 +170,28 @@
     </w:p>
     <w:p>
       <w:pPr>
-        <w:spacing w:after="200"/>
-        <w:ind w:left="900" w:hanging="900"/>
-      </w:pPr>
-      <w:r>
-        <w:rPr>
-          <w:rFonts w:ascii="Arial" w:cs="Arial" w:eastAsia="Arial" w:hAnsi="Arial"/>
-          <w:b/>
-          <w:bCs/>
-          <w:color w:val="1F4E79"/>
-        </w:rPr>
-        <w:t xml:space="preserve">[0:11]	</w:t>
-      </w:r>
-      <w:r>
-        <w:rPr>
-          <w:rFonts w:ascii="Arial" w:cs="Arial" w:eastAsia="Arial" w:hAnsi="Arial"/>
-          <w:b/>
-          <w:bCs/>
+        <w:pBdr>
+          <w:left w:val="single" w:color="C55A11" w:sz="24" w:space="6"/>
+        </w:pBdr>
+        <w:shd w:fill="FCE9DB" w:color="auto" w:val="clear"/>
+        <w:spacing w:before="60" w:after="140"/>
+        <w:ind w:left="120" w:right="120"/>
+      </w:pPr>
+      <w:r>
+        <w:rPr>
+          <w:rFonts w:ascii="Arial" w:cs="Arial" w:eastAsia="Arial" w:hAnsi="Arial"/>
+          <w:b/>
+          <w:bCs/>
+          <w:color w:val="595959"/>
+        </w:rPr>
+        <w:t xml:space="preserve">[0:11]  </w:t>
+      </w:r>
+      <w:r>
+        <w:rPr>
+          <w:rFonts w:ascii="Arial" w:cs="Arial" w:eastAsia="Arial" w:hAnsi="Arial"/>
+          <w:b/>
+          <w:bCs/>
+          <w:color w:val="C55A11"/>
         </w:rPr>
         <w:t xml:space="preserve">Travailleur : </w:t>
       </w:r>
@@ -151,23 +204,28 @@
     </w:p>
     <w:p>
       <w:pPr>
-        <w:spacing w:after="200"/>
-        <w:ind w:left="900" w:hanging="900"/>
-      </w:pPr>
-      <w:r>
-        <w:rPr>
-          <w:rFonts w:ascii="Arial" w:cs="Arial" w:eastAsia="Arial" w:hAnsi="Arial"/>
-          <w:b/>
-          <w:bCs/>
-          <w:color w:val="1F4E79"/>
-        </w:rPr>
-        <w:t xml:space="preserve">[0:15]	</w:t>
-      </w:r>
-      <w:r>
-        <w:rPr>
-          <w:rFonts w:ascii="Arial" w:cs="Arial" w:eastAsia="Arial" w:hAnsi="Arial"/>
-          <w:b/>
-          <w:bCs/>
+        <w:pBdr>
+          <w:left w:val="single" w:color="1F4E79" w:sz="24" w:space="6"/>
+        </w:pBdr>
+        <w:shd w:fill="E9F1FA" w:color="auto" w:val="clear"/>
+        <w:spacing w:before="60" w:after="140"/>
+        <w:ind w:left="120" w:right="120"/>
+      </w:pPr>
+      <w:r>
+        <w:rPr>
+          <w:rFonts w:ascii="Arial" w:cs="Arial" w:eastAsia="Arial" w:hAnsi="Arial"/>
+          <w:b/>
+          <w:bCs/>
+          <w:color w:val="595959"/>
+        </w:rPr>
+        <w:t xml:space="preserve">[0:15]  </w:t>
+      </w:r>
+      <w:r>
+        <w:rPr>
+          <w:rFonts w:ascii="Arial" w:cs="Arial" w:eastAsia="Arial" w:hAnsi="Arial"/>
+          <w:b/>
+          <w:bCs/>
+          <w:color w:val="1F4E79"/>
         </w:rPr>
         <w:t xml:space="preserve">Formateur : </w:t>
       </w:r>
@@ -180,23 +238,28 @@
     </w:p>
     <w:p>
       <w:pPr>
-        <w:spacing w:after="200"/>
-        <w:ind w:left="900" w:hanging="900"/>
-      </w:pPr>
-      <w:r>
-        <w:rPr>
-          <w:rFonts w:ascii="Arial" w:cs="Arial" w:eastAsia="Arial" w:hAnsi="Arial"/>
-          <w:b/>
-          <w:bCs/>
-          <w:color w:val="1F4E79"/>
-        </w:rPr>
-        <w:t xml:space="preserve">[0:20]	</w:t>
-      </w:r>
-      <w:r>
-        <w:rPr>
-          <w:rFonts w:ascii="Arial" w:cs="Arial" w:eastAsia="Arial" w:hAnsi="Arial"/>
-          <w:b/>
-          <w:bCs/>
+        <w:pBdr>
+          <w:left w:val="single" w:color="1F4E79" w:sz="24" w:space="6"/>
+        </w:pBdr>
+        <w:shd w:fill="E9F1FA" w:color="auto" w:val="clear"/>
+        <w:spacing w:before="60" w:after="140"/>
+        <w:ind w:left="120" w:right="120"/>
+      </w:pPr>
+      <w:r>
+        <w:rPr>
+          <w:rFonts w:ascii="Arial" w:cs="Arial" w:eastAsia="Arial" w:hAnsi="Arial"/>
+          <w:b/>
+          <w:bCs/>
+          <w:color w:val="595959"/>
+        </w:rPr>
+        <w:t xml:space="preserve">[0:20]  </w:t>
+      </w:r>
+      <w:r>
+        <w:rPr>
+          <w:rFonts w:ascii="Arial" w:cs="Arial" w:eastAsia="Arial" w:hAnsi="Arial"/>
+          <w:b/>
+          <w:bCs/>
+          <w:color w:val="1F4E79"/>
         </w:rPr>
         <w:t xml:space="preserve">Formateur : </w:t>
       </w:r>
@@ -209,23 +272,28 @@
     </w:p>
     <w:p>
       <w:pPr>
-        <w:spacing w:after="200"/>
-        <w:ind w:left="900" w:hanging="900"/>
-      </w:pPr>
-      <w:r>
-        <w:rPr>
-          <w:rFonts w:ascii="Arial" w:cs="Arial" w:eastAsia="Arial" w:hAnsi="Arial"/>
-          <w:b/>
-          <w:bCs/>
-          <w:color w:val="1F4E79"/>
-        </w:rPr>
-        <w:t xml:space="preserve">[0:28]	</w:t>
-      </w:r>
-      <w:r>
-        <w:rPr>
-          <w:rFonts w:ascii="Arial" w:cs="Arial" w:eastAsia="Arial" w:hAnsi="Arial"/>
-          <w:b/>
-          <w:bCs/>
+        <w:pBdr>
+          <w:left w:val="single" w:color="1F4E79" w:sz="24" w:space="6"/>
+        </w:pBdr>
+        <w:shd w:fill="E9F1FA" w:color="auto" w:val="clear"/>
+        <w:spacing w:before="60" w:after="140"/>
+        <w:ind w:left="120" w:right="120"/>
+      </w:pPr>
+      <w:r>
+        <w:rPr>
+          <w:rFonts w:ascii="Arial" w:cs="Arial" w:eastAsia="Arial" w:hAnsi="Arial"/>
+          <w:b/>
+          <w:bCs/>
+          <w:color w:val="595959"/>
+        </w:rPr>
+        <w:t xml:space="preserve">[0:28]  </w:t>
+      </w:r>
+      <w:r>
+        <w:rPr>
+          <w:rFonts w:ascii="Arial" w:cs="Arial" w:eastAsia="Arial" w:hAnsi="Arial"/>
+          <w:b/>
+          <w:bCs/>
+          <w:color w:val="1F4E79"/>
         </w:rPr>
         <w:t xml:space="preserve">Formateur : </w:t>
       </w:r>
@@ -238,23 +306,28 @@
     </w:p>
     <w:p>
       <w:pPr>
-        <w:spacing w:after="200"/>
-        <w:ind w:left="900" w:hanging="900"/>
-      </w:pPr>
-      <w:r>
-        <w:rPr>
-          <w:rFonts w:ascii="Arial" w:cs="Arial" w:eastAsia="Arial" w:hAnsi="Arial"/>
-          <w:b/>
-          <w:bCs/>
-          <w:color w:val="1F4E79"/>
-        </w:rPr>
-        <w:t xml:space="preserve">[0:33]	</w:t>
-      </w:r>
-      <w:r>
-        <w:rPr>
-          <w:rFonts w:ascii="Arial" w:cs="Arial" w:eastAsia="Arial" w:hAnsi="Arial"/>
-          <w:b/>
-          <w:bCs/>
+        <w:pBdr>
+          <w:left w:val="single" w:color="1F4E79" w:sz="24" w:space="6"/>
+        </w:pBdr>
+        <w:shd w:fill="E9F1FA" w:color="auto" w:val="clear"/>
+        <w:spacing w:before="60" w:after="140"/>
+        <w:ind w:left="120" w:right="120"/>
+      </w:pPr>
+      <w:r>
+        <w:rPr>
+          <w:rFonts w:ascii="Arial" w:cs="Arial" w:eastAsia="Arial" w:hAnsi="Arial"/>
+          <w:b/>
+          <w:bCs/>
+          <w:color w:val="595959"/>
+        </w:rPr>
+        <w:t xml:space="preserve">[0:33]  </w:t>
+      </w:r>
+      <w:r>
+        <w:rPr>
+          <w:rFonts w:ascii="Arial" w:cs="Arial" w:eastAsia="Arial" w:hAnsi="Arial"/>
+          <w:b/>
+          <w:bCs/>
+          <w:color w:val="1F4E79"/>
         </w:rPr>
         <w:t xml:space="preserve">Formateur : </w:t>
       </w:r>
@@ -267,23 +340,28 @@
     </w:p>
     <w:p>
       <w:pPr>
-        <w:spacing w:after="200"/>
-        <w:ind w:left="900" w:hanging="900"/>
-      </w:pPr>
-      <w:r>
-        <w:rPr>
-          <w:rFonts w:ascii="Arial" w:cs="Arial" w:eastAsia="Arial" w:hAnsi="Arial"/>
-          <w:b/>
-          <w:bCs/>
-          <w:color w:val="1F4E79"/>
-        </w:rPr>
-        <w:t xml:space="preserve">[0:41]	</w:t>
-      </w:r>
-      <w:r>
-        <w:rPr>
-          <w:rFonts w:ascii="Arial" w:cs="Arial" w:eastAsia="Arial" w:hAnsi="Arial"/>
-          <w:b/>
-          <w:bCs/>
+        <w:pBdr>
+          <w:left w:val="single" w:color="1F4E79" w:sz="24" w:space="6"/>
+        </w:pBdr>
+        <w:shd w:fill="E9F1FA" w:color="auto" w:val="clear"/>
+        <w:spacing w:before="60" w:after="140"/>
+        <w:ind w:left="120" w:right="120"/>
+      </w:pPr>
+      <w:r>
+        <w:rPr>
+          <w:rFonts w:ascii="Arial" w:cs="Arial" w:eastAsia="Arial" w:hAnsi="Arial"/>
+          <w:b/>
+          <w:bCs/>
+          <w:color w:val="595959"/>
+        </w:rPr>
+        <w:t xml:space="preserve">[0:41]  </w:t>
+      </w:r>
+      <w:r>
+        <w:rPr>
+          <w:rFonts w:ascii="Arial" w:cs="Arial" w:eastAsia="Arial" w:hAnsi="Arial"/>
+          <w:b/>
+          <w:bCs/>
+          <w:color w:val="1F4E79"/>
         </w:rPr>
         <w:t xml:space="preserve">Formateur : </w:t>
       </w:r>
@@ -296,23 +374,28 @@
     </w:p>
     <w:p>
       <w:pPr>
-        <w:spacing w:after="200"/>
-        <w:ind w:left="900" w:hanging="900"/>
-      </w:pPr>
-      <w:r>
-        <w:rPr>
-          <w:rFonts w:ascii="Arial" w:cs="Arial" w:eastAsia="Arial" w:hAnsi="Arial"/>
-          <w:b/>
-          <w:bCs/>
-          <w:color w:val="1F4E79"/>
-        </w:rPr>
-        <w:t xml:space="preserve">[0:49]	</w:t>
-      </w:r>
-      <w:r>
-        <w:rPr>
-          <w:rFonts w:ascii="Arial" w:cs="Arial" w:eastAsia="Arial" w:hAnsi="Arial"/>
-          <w:b/>
-          <w:bCs/>
+        <w:pBdr>
+          <w:left w:val="single" w:color="1F4E79" w:sz="24" w:space="6"/>
+        </w:pBdr>
+        <w:shd w:fill="E9F1FA" w:color="auto" w:val="clear"/>
+        <w:spacing w:before="60" w:after="140"/>
+        <w:ind w:left="120" w:right="120"/>
+      </w:pPr>
+      <w:r>
+        <w:rPr>
+          <w:rFonts w:ascii="Arial" w:cs="Arial" w:eastAsia="Arial" w:hAnsi="Arial"/>
+          <w:b/>
+          <w:bCs/>
+          <w:color w:val="595959"/>
+        </w:rPr>
+        <w:t xml:space="preserve">[0:49]  </w:t>
+      </w:r>
+      <w:r>
+        <w:rPr>
+          <w:rFonts w:ascii="Arial" w:cs="Arial" w:eastAsia="Arial" w:hAnsi="Arial"/>
+          <w:b/>
+          <w:bCs/>
+          <w:color w:val="1F4E79"/>
         </w:rPr>
         <w:t xml:space="preserve">Formateur : </w:t>
       </w:r>
@@ -325,23 +408,28 @@
     </w:p>
     <w:p>
       <w:pPr>
-        <w:spacing w:after="200"/>
-        <w:ind w:left="900" w:hanging="900"/>
-      </w:pPr>
-      <w:r>
-        <w:rPr>
-          <w:rFonts w:ascii="Arial" w:cs="Arial" w:eastAsia="Arial" w:hAnsi="Arial"/>
-          <w:b/>
-          <w:bCs/>
-          <w:color w:val="1F4E79"/>
-        </w:rPr>
-        <w:t xml:space="preserve">[1:01]	</w:t>
-      </w:r>
-      <w:r>
-        <w:rPr>
-          <w:rFonts w:ascii="Arial" w:cs="Arial" w:eastAsia="Arial" w:hAnsi="Arial"/>
-          <w:b/>
-          <w:bCs/>
+        <w:pBdr>
+          <w:left w:val="single" w:color="1F4E79" w:sz="24" w:space="6"/>
+        </w:pBdr>
+        <w:shd w:fill="E9F1FA" w:color="auto" w:val="clear"/>
+        <w:spacing w:before="60" w:after="140"/>
+        <w:ind w:left="120" w:right="120"/>
+      </w:pPr>
+      <w:r>
+        <w:rPr>
+          <w:rFonts w:ascii="Arial" w:cs="Arial" w:eastAsia="Arial" w:hAnsi="Arial"/>
+          <w:b/>
+          <w:bCs/>
+          <w:color w:val="595959"/>
+        </w:rPr>
+        <w:t xml:space="preserve">[1:01]  </w:t>
+      </w:r>
+      <w:r>
+        <w:rPr>
+          <w:rFonts w:ascii="Arial" w:cs="Arial" w:eastAsia="Arial" w:hAnsi="Arial"/>
+          <w:b/>
+          <w:bCs/>
+          <w:color w:val="1F4E79"/>
         </w:rPr>
         <w:t xml:space="preserve">Formateur : </w:t>
       </w:r>
@@ -354,23 +442,28 @@
     </w:p>
     <w:p>
       <w:pPr>
-        <w:spacing w:after="200"/>
-        <w:ind w:left="900" w:hanging="900"/>
-      </w:pPr>
-      <w:r>
-        <w:rPr>
-          <w:rFonts w:ascii="Arial" w:cs="Arial" w:eastAsia="Arial" w:hAnsi="Arial"/>
-          <w:b/>
-          <w:bCs/>
-          <w:color w:val="1F4E79"/>
-        </w:rPr>
-        <w:t xml:space="preserve">[1:08]	</w:t>
-      </w:r>
-      <w:r>
-        <w:rPr>
-          <w:rFonts w:ascii="Arial" w:cs="Arial" w:eastAsia="Arial" w:hAnsi="Arial"/>
-          <w:b/>
-          <w:bCs/>
+        <w:pBdr>
+          <w:left w:val="single" w:color="1F4E79" w:sz="24" w:space="6"/>
+        </w:pBdr>
+        <w:shd w:fill="E9F1FA" w:color="auto" w:val="clear"/>
+        <w:spacing w:before="60" w:after="140"/>
+        <w:ind w:left="120" w:right="120"/>
+      </w:pPr>
+      <w:r>
+        <w:rPr>
+          <w:rFonts w:ascii="Arial" w:cs="Arial" w:eastAsia="Arial" w:hAnsi="Arial"/>
+          <w:b/>
+          <w:bCs/>
+          <w:color w:val="595959"/>
+        </w:rPr>
+        <w:t xml:space="preserve">[1:08]  </w:t>
+      </w:r>
+      <w:r>
+        <w:rPr>
+          <w:rFonts w:ascii="Arial" w:cs="Arial" w:eastAsia="Arial" w:hAnsi="Arial"/>
+          <w:b/>
+          <w:bCs/>
+          <w:color w:val="1F4E79"/>
         </w:rPr>
         <w:t xml:space="preserve">Formateur : </w:t>
       </w:r>
@@ -383,23 +476,28 @@
     </w:p>
     <w:p>
       <w:pPr>
-        <w:spacing w:after="200"/>
-        <w:ind w:left="900" w:hanging="900"/>
-      </w:pPr>
-      <w:r>
-        <w:rPr>
-          <w:rFonts w:ascii="Arial" w:cs="Arial" w:eastAsia="Arial" w:hAnsi="Arial"/>
-          <w:b/>
-          <w:bCs/>
-          <w:color w:val="1F4E79"/>
-        </w:rPr>
-        <w:t xml:space="preserve">[1:15]	</w:t>
-      </w:r>
-      <w:r>
-        <w:rPr>
-          <w:rFonts w:ascii="Arial" w:cs="Arial" w:eastAsia="Arial" w:hAnsi="Arial"/>
-          <w:b/>
-          <w:bCs/>
+        <w:pBdr>
+          <w:left w:val="single" w:color="1F4E79" w:sz="24" w:space="6"/>
+        </w:pBdr>
+        <w:shd w:fill="E9F1FA" w:color="auto" w:val="clear"/>
+        <w:spacing w:before="60" w:after="140"/>
+        <w:ind w:left="120" w:right="120"/>
+      </w:pPr>
+      <w:r>
+        <w:rPr>
+          <w:rFonts w:ascii="Arial" w:cs="Arial" w:eastAsia="Arial" w:hAnsi="Arial"/>
+          <w:b/>
+          <w:bCs/>
+          <w:color w:val="595959"/>
+        </w:rPr>
+        <w:t xml:space="preserve">[1:15]  </w:t>
+      </w:r>
+      <w:r>
+        <w:rPr>
+          <w:rFonts w:ascii="Arial" w:cs="Arial" w:eastAsia="Arial" w:hAnsi="Arial"/>
+          <w:b/>
+          <w:bCs/>
+          <w:color w:val="1F4E79"/>
         </w:rPr>
         <w:t xml:space="preserve">Formateur : </w:t>
       </w:r>
@@ -412,23 +510,28 @@
     </w:p>
     <w:p>
       <w:pPr>
-        <w:spacing w:after="200"/>
-        <w:ind w:left="900" w:hanging="900"/>
-      </w:pPr>
-      <w:r>
-        <w:rPr>
-          <w:rFonts w:ascii="Arial" w:cs="Arial" w:eastAsia="Arial" w:hAnsi="Arial"/>
-          <w:b/>
-          <w:bCs/>
-          <w:color w:val="1F4E79"/>
-        </w:rPr>
-        <w:t xml:space="preserve">[1:32]	</w:t>
-      </w:r>
-      <w:r>
-        <w:rPr>
-          <w:rFonts w:ascii="Arial" w:cs="Arial" w:eastAsia="Arial" w:hAnsi="Arial"/>
-          <w:b/>
-          <w:bCs/>
+        <w:pBdr>
+          <w:left w:val="single" w:color="1F4E79" w:sz="24" w:space="6"/>
+        </w:pBdr>
+        <w:shd w:fill="E9F1FA" w:color="auto" w:val="clear"/>
+        <w:spacing w:before="60" w:after="140"/>
+        <w:ind w:left="120" w:right="120"/>
+      </w:pPr>
+      <w:r>
+        <w:rPr>
+          <w:rFonts w:ascii="Arial" w:cs="Arial" w:eastAsia="Arial" w:hAnsi="Arial"/>
+          <w:b/>
+          <w:bCs/>
+          <w:color w:val="595959"/>
+        </w:rPr>
+        <w:t xml:space="preserve">[1:32]  </w:t>
+      </w:r>
+      <w:r>
+        <w:rPr>
+          <w:rFonts w:ascii="Arial" w:cs="Arial" w:eastAsia="Arial" w:hAnsi="Arial"/>
+          <w:b/>
+          <w:bCs/>
+          <w:color w:val="1F4E79"/>
         </w:rPr>
         <w:t xml:space="preserve">Formateur : </w:t>
       </w:r>
@@ -441,23 +544,28 @@
     </w:p>
     <w:p>
       <w:pPr>
-        <w:spacing w:after="200"/>
-        <w:ind w:left="900" w:hanging="900"/>
-      </w:pPr>
-      <w:r>
-        <w:rPr>
-          <w:rFonts w:ascii="Arial" w:cs="Arial" w:eastAsia="Arial" w:hAnsi="Arial"/>
-          <w:b/>
-          <w:bCs/>
-          <w:color w:val="1F4E79"/>
-        </w:rPr>
-        <w:t xml:space="preserve">[1:41]	</w:t>
-      </w:r>
-      <w:r>
-        <w:rPr>
-          <w:rFonts w:ascii="Arial" w:cs="Arial" w:eastAsia="Arial" w:hAnsi="Arial"/>
-          <w:b/>
-          <w:bCs/>
+        <w:pBdr>
+          <w:left w:val="single" w:color="1F4E79" w:sz="24" w:space="6"/>
+        </w:pBdr>
+        <w:shd w:fill="E9F1FA" w:color="auto" w:val="clear"/>
+        <w:spacing w:before="60" w:after="140"/>
+        <w:ind w:left="120" w:right="120"/>
+      </w:pPr>
+      <w:r>
+        <w:rPr>
+          <w:rFonts w:ascii="Arial" w:cs="Arial" w:eastAsia="Arial" w:hAnsi="Arial"/>
+          <w:b/>
+          <w:bCs/>
+          <w:color w:val="595959"/>
+        </w:rPr>
+        <w:t xml:space="preserve">[1:41]  </w:t>
+      </w:r>
+      <w:r>
+        <w:rPr>
+          <w:rFonts w:ascii="Arial" w:cs="Arial" w:eastAsia="Arial" w:hAnsi="Arial"/>
+          <w:b/>
+          <w:bCs/>
+          <w:color w:val="1F4E79"/>
         </w:rPr>
         <w:t xml:space="preserve">Formateur : </w:t>
       </w:r>
@@ -470,23 +578,28 @@
     </w:p>
     <w:p>
       <w:pPr>
-        <w:spacing w:after="200"/>
-        <w:ind w:left="900" w:hanging="900"/>
-      </w:pPr>
-      <w:r>
-        <w:rPr>
-          <w:rFonts w:ascii="Arial" w:cs="Arial" w:eastAsia="Arial" w:hAnsi="Arial"/>
-          <w:b/>
-          <w:bCs/>
-          <w:color w:val="1F4E79"/>
-        </w:rPr>
-        <w:t xml:space="preserve">[1:48]	</w:t>
-      </w:r>
-      <w:r>
-        <w:rPr>
-          <w:rFonts w:ascii="Arial" w:cs="Arial" w:eastAsia="Arial" w:hAnsi="Arial"/>
-          <w:b/>
-          <w:bCs/>
+        <w:pBdr>
+          <w:left w:val="single" w:color="1F4E79" w:sz="24" w:space="6"/>
+        </w:pBdr>
+        <w:shd w:fill="E9F1FA" w:color="auto" w:val="clear"/>
+        <w:spacing w:before="60" w:after="140"/>
+        <w:ind w:left="120" w:right="120"/>
+      </w:pPr>
+      <w:r>
+        <w:rPr>
+          <w:rFonts w:ascii="Arial" w:cs="Arial" w:eastAsia="Arial" w:hAnsi="Arial"/>
+          <w:b/>
+          <w:bCs/>
+          <w:color w:val="595959"/>
+        </w:rPr>
+        <w:t xml:space="preserve">[1:48]  </w:t>
+      </w:r>
+      <w:r>
+        <w:rPr>
+          <w:rFonts w:ascii="Arial" w:cs="Arial" w:eastAsia="Arial" w:hAnsi="Arial"/>
+          <w:b/>
+          <w:bCs/>
+          <w:color w:val="1F4E79"/>
         </w:rPr>
         <w:t xml:space="preserve">Formateur : </w:t>
       </w:r>
@@ -499,23 +612,28 @@
     </w:p>
     <w:p>
       <w:pPr>
-        <w:spacing w:after="200"/>
-        <w:ind w:left="900" w:hanging="900"/>
-      </w:pPr>
-      <w:r>
-        <w:rPr>
-          <w:rFonts w:ascii="Arial" w:cs="Arial" w:eastAsia="Arial" w:hAnsi="Arial"/>
-          <w:b/>
-          <w:bCs/>
-          <w:color w:val="1F4E79"/>
-        </w:rPr>
-        <w:t xml:space="preserve">[1:54]	</w:t>
-      </w:r>
-      <w:r>
-        <w:rPr>
-          <w:rFonts w:ascii="Arial" w:cs="Arial" w:eastAsia="Arial" w:hAnsi="Arial"/>
-          <w:b/>
-          <w:bCs/>
+        <w:pBdr>
+          <w:left w:val="single" w:color="1F4E79" w:sz="24" w:space="6"/>
+        </w:pBdr>
+        <w:shd w:fill="E9F1FA" w:color="auto" w:val="clear"/>
+        <w:spacing w:before="60" w:after="140"/>
+        <w:ind w:left="120" w:right="120"/>
+      </w:pPr>
+      <w:r>
+        <w:rPr>
+          <w:rFonts w:ascii="Arial" w:cs="Arial" w:eastAsia="Arial" w:hAnsi="Arial"/>
+          <w:b/>
+          <w:bCs/>
+          <w:color w:val="595959"/>
+        </w:rPr>
+        <w:t xml:space="preserve">[1:54]  </w:t>
+      </w:r>
+      <w:r>
+        <w:rPr>
+          <w:rFonts w:ascii="Arial" w:cs="Arial" w:eastAsia="Arial" w:hAnsi="Arial"/>
+          <w:b/>
+          <w:bCs/>
+          <w:color w:val="1F4E79"/>
         </w:rPr>
         <w:t xml:space="preserve">Formateur : </w:t>
       </w:r>
@@ -528,23 +646,28 @@
     </w:p>
     <w:p>
       <w:pPr>
-        <w:spacing w:after="200"/>
-        <w:ind w:left="900" w:hanging="900"/>
-      </w:pPr>
-      <w:r>
-        <w:rPr>
-          <w:rFonts w:ascii="Arial" w:cs="Arial" w:eastAsia="Arial" w:hAnsi="Arial"/>
-          <w:b/>
-          <w:bCs/>
-          <w:color w:val="1F4E79"/>
-        </w:rPr>
-        <w:t xml:space="preserve">[2:05]	</w:t>
-      </w:r>
-      <w:r>
-        <w:rPr>
-          <w:rFonts w:ascii="Arial" w:cs="Arial" w:eastAsia="Arial" w:hAnsi="Arial"/>
-          <w:b/>
-          <w:bCs/>
+        <w:pBdr>
+          <w:left w:val="single" w:color="1F4E79" w:sz="24" w:space="6"/>
+        </w:pBdr>
+        <w:shd w:fill="E9F1FA" w:color="auto" w:val="clear"/>
+        <w:spacing w:before="60" w:after="140"/>
+        <w:ind w:left="120" w:right="120"/>
+      </w:pPr>
+      <w:r>
+        <w:rPr>
+          <w:rFonts w:ascii="Arial" w:cs="Arial" w:eastAsia="Arial" w:hAnsi="Arial"/>
+          <w:b/>
+          <w:bCs/>
+          <w:color w:val="595959"/>
+        </w:rPr>
+        <w:t xml:space="preserve">[2:05]  </w:t>
+      </w:r>
+      <w:r>
+        <w:rPr>
+          <w:rFonts w:ascii="Arial" w:cs="Arial" w:eastAsia="Arial" w:hAnsi="Arial"/>
+          <w:b/>
+          <w:bCs/>
+          <w:color w:val="1F4E79"/>
         </w:rPr>
         <w:t xml:space="preserve">Formateur : </w:t>
       </w:r>
@@ -557,23 +680,28 @@
     </w:p>
     <w:p>
       <w:pPr>
-        <w:spacing w:after="200"/>
-        <w:ind w:left="900" w:hanging="900"/>
-      </w:pPr>
-      <w:r>
-        <w:rPr>
-          <w:rFonts w:ascii="Arial" w:cs="Arial" w:eastAsia="Arial" w:hAnsi="Arial"/>
-          <w:b/>
-          <w:bCs/>
-          <w:color w:val="1F4E79"/>
-        </w:rPr>
-        <w:t xml:space="preserve">[2:17]	</w:t>
-      </w:r>
-      <w:r>
-        <w:rPr>
-          <w:rFonts w:ascii="Arial" w:cs="Arial" w:eastAsia="Arial" w:hAnsi="Arial"/>
-          <w:b/>
-          <w:bCs/>
+        <w:pBdr>
+          <w:left w:val="single" w:color="C55A11" w:sz="24" w:space="6"/>
+        </w:pBdr>
+        <w:shd w:fill="FCE9DB" w:color="auto" w:val="clear"/>
+        <w:spacing w:before="60" w:after="140"/>
+        <w:ind w:left="120" w:right="120"/>
+      </w:pPr>
+      <w:r>
+        <w:rPr>
+          <w:rFonts w:ascii="Arial" w:cs="Arial" w:eastAsia="Arial" w:hAnsi="Arial"/>
+          <w:b/>
+          <w:bCs/>
+          <w:color w:val="595959"/>
+        </w:rPr>
+        <w:t xml:space="preserve">[2:17]  </w:t>
+      </w:r>
+      <w:r>
+        <w:rPr>
+          <w:rFonts w:ascii="Arial" w:cs="Arial" w:eastAsia="Arial" w:hAnsi="Arial"/>
+          <w:b/>
+          <w:bCs/>
+          <w:color w:val="C55A11"/>
         </w:rPr>
         <w:t xml:space="preserve">Travailleur : </w:t>
       </w:r>
@@ -586,23 +714,28 @@
     </w:p>
     <w:p>
       <w:pPr>
-        <w:spacing w:after="200"/>
-        <w:ind w:left="900" w:hanging="900"/>
-      </w:pPr>
-      <w:r>
-        <w:rPr>
-          <w:rFonts w:ascii="Arial" w:cs="Arial" w:eastAsia="Arial" w:hAnsi="Arial"/>
-          <w:b/>
-          <w:bCs/>
-          <w:color w:val="1F4E79"/>
-        </w:rPr>
-        <w:t xml:space="preserve">[2:19]	</w:t>
-      </w:r>
-      <w:r>
-        <w:rPr>
-          <w:rFonts w:ascii="Arial" w:cs="Arial" w:eastAsia="Arial" w:hAnsi="Arial"/>
-          <w:b/>
-          <w:bCs/>
+        <w:pBdr>
+          <w:left w:val="single" w:color="1F4E79" w:sz="24" w:space="6"/>
+        </w:pBdr>
+        <w:shd w:fill="E9F1FA" w:color="auto" w:val="clear"/>
+        <w:spacing w:before="60" w:after="140"/>
+        <w:ind w:left="120" w:right="120"/>
+      </w:pPr>
+      <w:r>
+        <w:rPr>
+          <w:rFonts w:ascii="Arial" w:cs="Arial" w:eastAsia="Arial" w:hAnsi="Arial"/>
+          <w:b/>
+          <w:bCs/>
+          <w:color w:val="595959"/>
+        </w:rPr>
+        <w:t xml:space="preserve">[2:19]  </w:t>
+      </w:r>
+      <w:r>
+        <w:rPr>
+          <w:rFonts w:ascii="Arial" w:cs="Arial" w:eastAsia="Arial" w:hAnsi="Arial"/>
+          <w:b/>
+          <w:bCs/>
+          <w:color w:val="1F4E79"/>
         </w:rPr>
         <w:t xml:space="preserve">Formateur : </w:t>
       </w:r>
@@ -615,23 +748,28 @@
     </w:p>
     <w:p>
       <w:pPr>
-        <w:spacing w:after="200"/>
-        <w:ind w:left="900" w:hanging="900"/>
-      </w:pPr>
-      <w:r>
-        <w:rPr>
-          <w:rFonts w:ascii="Arial" w:cs="Arial" w:eastAsia="Arial" w:hAnsi="Arial"/>
-          <w:b/>
-          <w:bCs/>
-          <w:color w:val="1F4E79"/>
-        </w:rPr>
-        <w:t xml:space="preserve">[2:26]	</w:t>
-      </w:r>
-      <w:r>
-        <w:rPr>
-          <w:rFonts w:ascii="Arial" w:cs="Arial" w:eastAsia="Arial" w:hAnsi="Arial"/>
-          <w:b/>
-          <w:bCs/>
+        <w:pBdr>
+          <w:left w:val="single" w:color="C55A11" w:sz="24" w:space="6"/>
+        </w:pBdr>
+        <w:shd w:fill="FCE9DB" w:color="auto" w:val="clear"/>
+        <w:spacing w:before="60" w:after="140"/>
+        <w:ind w:left="120" w:right="120"/>
+      </w:pPr>
+      <w:r>
+        <w:rPr>
+          <w:rFonts w:ascii="Arial" w:cs="Arial" w:eastAsia="Arial" w:hAnsi="Arial"/>
+          <w:b/>
+          <w:bCs/>
+          <w:color w:val="595959"/>
+        </w:rPr>
+        <w:t xml:space="preserve">[2:26]  </w:t>
+      </w:r>
+      <w:r>
+        <w:rPr>
+          <w:rFonts w:ascii="Arial" w:cs="Arial" w:eastAsia="Arial" w:hAnsi="Arial"/>
+          <w:b/>
+          <w:bCs/>
+          <w:color w:val="C55A11"/>
         </w:rPr>
         <w:t xml:space="preserve">Travailleur : </w:t>
       </w:r>
@@ -644,23 +782,28 @@
     </w:p>
     <w:p>
       <w:pPr>
-        <w:spacing w:after="200"/>
-        <w:ind w:left="900" w:hanging="900"/>
-      </w:pPr>
-      <w:r>
-        <w:rPr>
-          <w:rFonts w:ascii="Arial" w:cs="Arial" w:eastAsia="Arial" w:hAnsi="Arial"/>
-          <w:b/>
-          <w:bCs/>
-          <w:color w:val="1F4E79"/>
-        </w:rPr>
-        <w:t xml:space="preserve">[2:29]	</w:t>
-      </w:r>
-      <w:r>
-        <w:rPr>
-          <w:rFonts w:ascii="Arial" w:cs="Arial" w:eastAsia="Arial" w:hAnsi="Arial"/>
-          <w:b/>
-          <w:bCs/>
+        <w:pBdr>
+          <w:left w:val="single" w:color="1F4E79" w:sz="24" w:space="6"/>
+        </w:pBdr>
+        <w:shd w:fill="E9F1FA" w:color="auto" w:val="clear"/>
+        <w:spacing w:before="60" w:after="140"/>
+        <w:ind w:left="120" w:right="120"/>
+      </w:pPr>
+      <w:r>
+        <w:rPr>
+          <w:rFonts w:ascii="Arial" w:cs="Arial" w:eastAsia="Arial" w:hAnsi="Arial"/>
+          <w:b/>
+          <w:bCs/>
+          <w:color w:val="595959"/>
+        </w:rPr>
+        <w:t xml:space="preserve">[2:29]  </w:t>
+      </w:r>
+      <w:r>
+        <w:rPr>
+          <w:rFonts w:ascii="Arial" w:cs="Arial" w:eastAsia="Arial" w:hAnsi="Arial"/>
+          <w:b/>
+          <w:bCs/>
+          <w:color w:val="1F4E79"/>
         </w:rPr>
         <w:t xml:space="preserve">Formateur : </w:t>
       </w:r>
@@ -673,23 +816,28 @@
     </w:p>
     <w:p>
       <w:pPr>
-        <w:spacing w:after="200"/>
-        <w:ind w:left="900" w:hanging="900"/>
-      </w:pPr>
-      <w:r>
-        <w:rPr>
-          <w:rFonts w:ascii="Arial" w:cs="Arial" w:eastAsia="Arial" w:hAnsi="Arial"/>
-          <w:b/>
-          <w:bCs/>
-          <w:color w:val="1F4E79"/>
-        </w:rPr>
-        <w:t xml:space="preserve">[2:35]	</w:t>
-      </w:r>
-      <w:r>
-        <w:rPr>
-          <w:rFonts w:ascii="Arial" w:cs="Arial" w:eastAsia="Arial" w:hAnsi="Arial"/>
-          <w:b/>
-          <w:bCs/>
+        <w:pBdr>
+          <w:left w:val="single" w:color="C55A11" w:sz="24" w:space="6"/>
+        </w:pBdr>
+        <w:shd w:fill="FCE9DB" w:color="auto" w:val="clear"/>
+        <w:spacing w:before="60" w:after="140"/>
+        <w:ind w:left="120" w:right="120"/>
+      </w:pPr>
+      <w:r>
+        <w:rPr>
+          <w:rFonts w:ascii="Arial" w:cs="Arial" w:eastAsia="Arial" w:hAnsi="Arial"/>
+          <w:b/>
+          <w:bCs/>
+          <w:color w:val="595959"/>
+        </w:rPr>
+        <w:t xml:space="preserve">[2:35]  </w:t>
+      </w:r>
+      <w:r>
+        <w:rPr>
+          <w:rFonts w:ascii="Arial" w:cs="Arial" w:eastAsia="Arial" w:hAnsi="Arial"/>
+          <w:b/>
+          <w:bCs/>
+          <w:color w:val="C55A11"/>
         </w:rPr>
         <w:t xml:space="preserve">Travailleur : </w:t>
       </w:r>
@@ -702,23 +850,28 @@
     </w:p>
     <w:p>
       <w:pPr>
-        <w:spacing w:after="200"/>
-        <w:ind w:left="900" w:hanging="900"/>
-      </w:pPr>
-      <w:r>
-        <w:rPr>
-          <w:rFonts w:ascii="Arial" w:cs="Arial" w:eastAsia="Arial" w:hAnsi="Arial"/>
-          <w:b/>
-          <w:bCs/>
-          <w:color w:val="1F4E79"/>
-        </w:rPr>
-        <w:t xml:space="preserve">[2:37]	</w:t>
-      </w:r>
-      <w:r>
-        <w:rPr>
-          <w:rFonts w:ascii="Arial" w:cs="Arial" w:eastAsia="Arial" w:hAnsi="Arial"/>
-          <w:b/>
-          <w:bCs/>
+        <w:pBdr>
+          <w:left w:val="single" w:color="1F4E79" w:sz="24" w:space="6"/>
+        </w:pBdr>
+        <w:shd w:fill="E9F1FA" w:color="auto" w:val="clear"/>
+        <w:spacing w:before="60" w:after="140"/>
+        <w:ind w:left="120" w:right="120"/>
+      </w:pPr>
+      <w:r>
+        <w:rPr>
+          <w:rFonts w:ascii="Arial" w:cs="Arial" w:eastAsia="Arial" w:hAnsi="Arial"/>
+          <w:b/>
+          <w:bCs/>
+          <w:color w:val="595959"/>
+        </w:rPr>
+        <w:t xml:space="preserve">[2:37]  </w:t>
+      </w:r>
+      <w:r>
+        <w:rPr>
+          <w:rFonts w:ascii="Arial" w:cs="Arial" w:eastAsia="Arial" w:hAnsi="Arial"/>
+          <w:b/>
+          <w:bCs/>
+          <w:color w:val="1F4E79"/>
         </w:rPr>
         <w:t xml:space="preserve">Formateur : </w:t>
       </w:r>
@@ -731,23 +884,28 @@
     </w:p>
     <w:p>
       <w:pPr>
-        <w:spacing w:after="200"/>
-        <w:ind w:left="900" w:hanging="900"/>
-      </w:pPr>
-      <w:r>
-        <w:rPr>
-          <w:rFonts w:ascii="Arial" w:cs="Arial" w:eastAsia="Arial" w:hAnsi="Arial"/>
-          <w:b/>
-          <w:bCs/>
-          <w:color w:val="1F4E79"/>
-        </w:rPr>
-        <w:t xml:space="preserve">[2:45]	</w:t>
-      </w:r>
-      <w:r>
-        <w:rPr>
-          <w:rFonts w:ascii="Arial" w:cs="Arial" w:eastAsia="Arial" w:hAnsi="Arial"/>
-          <w:b/>
-          <w:bCs/>
+        <w:pBdr>
+          <w:left w:val="single" w:color="C55A11" w:sz="24" w:space="6"/>
+        </w:pBdr>
+        <w:shd w:fill="FCE9DB" w:color="auto" w:val="clear"/>
+        <w:spacing w:before="60" w:after="140"/>
+        <w:ind w:left="120" w:right="120"/>
+      </w:pPr>
+      <w:r>
+        <w:rPr>
+          <w:rFonts w:ascii="Arial" w:cs="Arial" w:eastAsia="Arial" w:hAnsi="Arial"/>
+          <w:b/>
+          <w:bCs/>
+          <w:color w:val="595959"/>
+        </w:rPr>
+        <w:t xml:space="preserve">[2:45]  </w:t>
+      </w:r>
+      <w:r>
+        <w:rPr>
+          <w:rFonts w:ascii="Arial" w:cs="Arial" w:eastAsia="Arial" w:hAnsi="Arial"/>
+          <w:b/>
+          <w:bCs/>
+          <w:color w:val="C55A11"/>
         </w:rPr>
         <w:t xml:space="preserve">Travailleur : </w:t>
       </w:r>
@@ -760,23 +918,28 @@
     </w:p>
     <w:p>
       <w:pPr>
-        <w:spacing w:after="200"/>
-        <w:ind w:left="900" w:hanging="900"/>
-      </w:pPr>
-      <w:r>
-        <w:rPr>
-          <w:rFonts w:ascii="Arial" w:cs="Arial" w:eastAsia="Arial" w:hAnsi="Arial"/>
-          <w:b/>
-          <w:bCs/>
-          <w:color w:val="1F4E79"/>
-        </w:rPr>
-        <w:t xml:space="preserve">[2:50]	</w:t>
-      </w:r>
-      <w:r>
-        <w:rPr>
-          <w:rFonts w:ascii="Arial" w:cs="Arial" w:eastAsia="Arial" w:hAnsi="Arial"/>
-          <w:b/>
-          <w:bCs/>
+        <w:pBdr>
+          <w:left w:val="single" w:color="1F4E79" w:sz="24" w:space="6"/>
+        </w:pBdr>
+        <w:shd w:fill="E9F1FA" w:color="auto" w:val="clear"/>
+        <w:spacing w:before="60" w:after="140"/>
+        <w:ind w:left="120" w:right="120"/>
+      </w:pPr>
+      <w:r>
+        <w:rPr>
+          <w:rFonts w:ascii="Arial" w:cs="Arial" w:eastAsia="Arial" w:hAnsi="Arial"/>
+          <w:b/>
+          <w:bCs/>
+          <w:color w:val="595959"/>
+        </w:rPr>
+        <w:t xml:space="preserve">[2:50]  </w:t>
+      </w:r>
+      <w:r>
+        <w:rPr>
+          <w:rFonts w:ascii="Arial" w:cs="Arial" w:eastAsia="Arial" w:hAnsi="Arial"/>
+          <w:b/>
+          <w:bCs/>
+          <w:color w:val="1F4E79"/>
         </w:rPr>
         <w:t xml:space="preserve">Formateur : </w:t>
       </w:r>
@@ -789,23 +952,28 @@
     </w:p>
     <w:p>
       <w:pPr>
-        <w:spacing w:after="200"/>
-        <w:ind w:left="900" w:hanging="900"/>
-      </w:pPr>
-      <w:r>
-        <w:rPr>
-          <w:rFonts w:ascii="Arial" w:cs="Arial" w:eastAsia="Arial" w:hAnsi="Arial"/>
-          <w:b/>
-          <w:bCs/>
-          <w:color w:val="1F4E79"/>
-        </w:rPr>
-        <w:t xml:space="preserve">[2:57]	</w:t>
-      </w:r>
-      <w:r>
-        <w:rPr>
-          <w:rFonts w:ascii="Arial" w:cs="Arial" w:eastAsia="Arial" w:hAnsi="Arial"/>
-          <w:b/>
-          <w:bCs/>
+        <w:pBdr>
+          <w:left w:val="single" w:color="C55A11" w:sz="24" w:space="6"/>
+        </w:pBdr>
+        <w:shd w:fill="FCE9DB" w:color="auto" w:val="clear"/>
+        <w:spacing w:before="60" w:after="140"/>
+        <w:ind w:left="120" w:right="120"/>
+      </w:pPr>
+      <w:r>
+        <w:rPr>
+          <w:rFonts w:ascii="Arial" w:cs="Arial" w:eastAsia="Arial" w:hAnsi="Arial"/>
+          <w:b/>
+          <w:bCs/>
+          <w:color w:val="595959"/>
+        </w:rPr>
+        <w:t xml:space="preserve">[2:57]  </w:t>
+      </w:r>
+      <w:r>
+        <w:rPr>
+          <w:rFonts w:ascii="Arial" w:cs="Arial" w:eastAsia="Arial" w:hAnsi="Arial"/>
+          <w:b/>
+          <w:bCs/>
+          <w:color w:val="C55A11"/>
         </w:rPr>
         <w:t xml:space="preserve">Travailleur : </w:t>
       </w:r>
@@ -818,23 +986,28 @@
     </w:p>
     <w:p>
       <w:pPr>
-        <w:spacing w:after="200"/>
-        <w:ind w:left="900" w:hanging="900"/>
-      </w:pPr>
-      <w:r>
-        <w:rPr>
-          <w:rFonts w:ascii="Arial" w:cs="Arial" w:eastAsia="Arial" w:hAnsi="Arial"/>
-          <w:b/>
-          <w:bCs/>
-          <w:color w:val="1F4E79"/>
-        </w:rPr>
-        <w:t xml:space="preserve">[3:00]	</w:t>
-      </w:r>
-      <w:r>
-        <w:rPr>
-          <w:rFonts w:ascii="Arial" w:cs="Arial" w:eastAsia="Arial" w:hAnsi="Arial"/>
-          <w:b/>
-          <w:bCs/>
+        <w:pBdr>
+          <w:left w:val="single" w:color="1F4E79" w:sz="24" w:space="6"/>
+        </w:pBdr>
+        <w:shd w:fill="E9F1FA" w:color="auto" w:val="clear"/>
+        <w:spacing w:before="60" w:after="140"/>
+        <w:ind w:left="120" w:right="120"/>
+      </w:pPr>
+      <w:r>
+        <w:rPr>
+          <w:rFonts w:ascii="Arial" w:cs="Arial" w:eastAsia="Arial" w:hAnsi="Arial"/>
+          <w:b/>
+          <w:bCs/>
+          <w:color w:val="595959"/>
+        </w:rPr>
+        <w:t xml:space="preserve">[3:00]  </w:t>
+      </w:r>
+      <w:r>
+        <w:rPr>
+          <w:rFonts w:ascii="Arial" w:cs="Arial" w:eastAsia="Arial" w:hAnsi="Arial"/>
+          <w:b/>
+          <w:bCs/>
+          <w:color w:val="1F4E79"/>
         </w:rPr>
         <w:t xml:space="preserve">Formateur : </w:t>
       </w:r>

--- a/video/Script_PRO-OP-DD-005.docx
+++ b/video/Script_PRO-OP-DD-005.docx
@@ -437,7 +437,7 @@
         <w:rPr>
           <w:rFonts w:ascii="Arial" w:cs="Arial" w:eastAsia="Arial" w:hAnsi="Arial"/>
         </w:rPr>
-        <w:t xml:space="preserve">Étape six, c'est la clé de toute la job : on remet les trois boulons longs, les bolts, sans bushing.</w:t>
+        <w:t xml:space="preserve">Étape six, c'est la clé de toute la job. Il est important de desserrer les boulons longs un à la fois, de retirer l'espaceur, le bushing, pis de resserrer complètement le boulon sans l'espaceur.</w:t>
       </w:r>
     </w:p>
     <w:p>
@@ -471,7 +471,7 @@
         <w:rPr>
           <w:rFonts w:ascii="Arial" w:cs="Arial" w:eastAsia="Arial" w:hAnsi="Arial"/>
         </w:rPr>
-        <w:t xml:space="preserve">Sans bushing, ils vissent un pouce et demi plus loin. Assez de filets en prise pour retenir le cône si jamais il part.</w:t>
+        <w:t xml:space="preserve">Ça nous permet d'avoir l'espace requis pour desserrer les six autres boulons, tout en enlevant la tension des ressorts. Pis on garde une sécurité supplémentaire avec les trois boulons longs toujours en place.</w:t>
       </w:r>
     </w:p>
     <w:p>

--- a/video/Script_PRO-OP-DD-005.docx
+++ b/video/Script_PRO-OP-DD-005.docx
@@ -437,7 +437,7 @@
         <w:rPr>
           <w:rFonts w:ascii="Arial" w:cs="Arial" w:eastAsia="Arial" w:hAnsi="Arial"/>
         </w:rPr>
-        <w:t xml:space="preserve">Étape six, c'est la clé de toute la job. Il est important de desserrer les boulons longs un à la fois, de retirer l'espaceur, le bushing, pis de resserrer complètement le boulon sans l'espaceur.</w:t>
+        <w:t xml:space="preserve">Étape six, c'est la clé de toute la job. Il est important de desserrer les boulons longs un à la fois, de retirer l'espaceur, qu'on appelle le bushing, pis de resserrer complètement le boulon sans bushing.</w:t>
       </w:r>
     </w:p>
     <w:p>

--- a/video/Script_PRO-OP-DD-005.docx
+++ b/video/Script_PRO-OP-DD-005.docx
@@ -30,7 +30,30 @@
           <w:sz w:val="20"/>
           <w:szCs w:val="20"/>
         </w:rPr>
-        <w:t xml:space="preserve">Le temps entre crochets indique où la réplique commence dans la vidéo (3 min 06 s).</w:t>
+        <w:t xml:space="preserve">Le temps entre crochets indique où la réplique commence dans la vidéo actuelle (3 min 06 s). </w:t>
+      </w:r>
+      <w:r>
+        <w:rPr>
+          <w:rFonts w:ascii="Arial" w:cs="Arial" w:eastAsia="Arial" w:hAnsi="Arial"/>
+          <w:i/>
+          <w:iCs/>
+          <w:color w:val="595959"/>
+          <w:sz w:val="20"/>
+          <w:szCs w:val="20"/>
+          <w:shd w:fill="FFE97F" w:color="auto" w:val="clear"/>
+        </w:rPr>
+        <w:t xml:space="preserve">Texte surligné</w:t>
+      </w:r>
+      <w:r>
+        <w:rPr>
+          <w:rFonts w:ascii="Arial" w:cs="Arial" w:eastAsia="Arial" w:hAnsi="Arial"/>
+          <w:i/>
+          <w:iCs/>
+          <w:color w:val="595959"/>
+          <w:sz w:val="20"/>
+          <w:szCs w:val="20"/>
+        </w:rPr>
+        <w:t xml:space="preserve"> : nouveau ou modifié, à enregistrer (pas encore dans la vidéo ; les temps seront mis à jour après le montage).</w:t>
       </w:r>
     </w:p>
     <w:p>
@@ -267,7 +290,14 @@
         <w:rPr>
           <w:rFonts w:ascii="Arial" w:cs="Arial" w:eastAsia="Arial" w:hAnsi="Arial"/>
         </w:rPr>
-        <w:t xml:space="preserve">Regardez la coupe : l'hydraulique est coupé, mais les ressorts verts sont encore comprimés. Fermer les manettes ne libère pas leur énergie.</w:t>
+        <w:t xml:space="preserve">Regardez la coupe : l'hydraulique est coupé, mais les ressorts verts sont encore comprimés. Fermer les manettes ne libère pas leur énergie. </w:t>
+      </w:r>
+      <w:r>
+        <w:rPr>
+          <w:rFonts w:ascii="Arial" w:cs="Arial" w:eastAsia="Arial" w:hAnsi="Arial"/>
+          <w:shd w:fill="FFE97F" w:color="auto" w:val="clear"/>
+        </w:rPr>
+        <w:t xml:space="preserve">C'est ce qu'on appelle de l'énergie résiduelle : elle reste emmagasinée dans l'équipement, même quand la source est arrêtée.</w:t>
       </w:r>
     </w:p>
     <w:p>
@@ -335,7 +365,14 @@
         <w:rPr>
           <w:rFonts w:ascii="Arial" w:cs="Arial" w:eastAsia="Arial" w:hAnsi="Arial"/>
         </w:rPr>
-        <w:t xml:space="preserve">Étape trois : on cadenasse la foreuse. Le cadenas empêche de repartir l'hydraulique, mais les ressorts, eux, poussent encore.</w:t>
+        <w:t xml:space="preserve">Étape trois : on cadenasse la foreuse. Le cadenas empêche de repartir l'hydraulique, mais les ressorts, eux, poussent encore. </w:t>
+      </w:r>
+      <w:r>
+        <w:rPr>
+          <w:rFonts w:ascii="Arial" w:cs="Arial" w:eastAsia="Arial" w:hAnsi="Arial"/>
+          <w:shd w:fill="FFE97F" w:color="auto" w:val="clear"/>
+        </w:rPr>
+        <w:t xml:space="preserve">Cette énergie résiduelle, on la contrôle aussi : on la retient à l'étape six, pis on la relâche tranquillement à l'étape sept.</w:t>
       </w:r>
     </w:p>
     <w:p>
@@ -436,6 +473,7 @@
       <w:r>
         <w:rPr>
           <w:rFonts w:ascii="Arial" w:cs="Arial" w:eastAsia="Arial" w:hAnsi="Arial"/>
+          <w:shd w:fill="FFE97F" w:color="auto" w:val="clear"/>
         </w:rPr>
         <w:t xml:space="preserve">Étape six, c'est la clé de toute la job. Il est important de desserrer les boulons longs un à la fois, de retirer l'espaceur, qu'on appelle le bushing, pis de resserrer complètement le boulon sans bushing.</w:t>
       </w:r>
@@ -470,6 +508,7 @@
       <w:r>
         <w:rPr>
           <w:rFonts w:ascii="Arial" w:cs="Arial" w:eastAsia="Arial" w:hAnsi="Arial"/>
+          <w:shd w:fill="FFE97F" w:color="auto" w:val="clear"/>
         </w:rPr>
         <w:t xml:space="preserve">Ça nous permet d'avoir l'espace requis pour desserrer les six autres boulons, tout en enlevant la tension des ressorts. Pis on garde une sécurité supplémentaire avec les trois boulons longs toujours en place.</w:t>
       </w:r>
@@ -948,6 +987,76 @@
           <w:rFonts w:ascii="Arial" w:cs="Arial" w:eastAsia="Arial" w:hAnsi="Arial"/>
         </w:rPr>
         <w:t xml:space="preserve">Non. Ce sont eux qui retiennent le cône si quelque chose lâche. Sans eux, rien ne l'arrête.</w:t>
+      </w:r>
+    </w:p>
+    <w:p>
+      <w:pPr>
+        <w:pBdr>
+          <w:left w:val="single" w:color="C55A11" w:sz="24" w:space="6"/>
+        </w:pBdr>
+        <w:shd w:fill="FCE9DB" w:color="auto" w:val="clear"/>
+        <w:spacing w:before="60" w:after="140"/>
+        <w:ind w:left="120" w:right="120"/>
+      </w:pPr>
+      <w:r>
+        <w:rPr>
+          <w:rFonts w:ascii="Arial" w:cs="Arial" w:eastAsia="Arial" w:hAnsi="Arial"/>
+          <w:b/>
+          <w:bCs/>
+          <w:color w:val="595959"/>
+        </w:rPr>
+        <w:t xml:space="preserve">[nouveau]  </w:t>
+      </w:r>
+      <w:r>
+        <w:rPr>
+          <w:rFonts w:ascii="Arial" w:cs="Arial" w:eastAsia="Arial" w:hAnsi="Arial"/>
+          <w:b/>
+          <w:bCs/>
+          <w:color w:val="C55A11"/>
+        </w:rPr>
+        <w:t xml:space="preserve">Travailleur : </w:t>
+      </w:r>
+      <w:r>
+        <w:rPr>
+          <w:rFonts w:ascii="Arial" w:cs="Arial" w:eastAsia="Arial" w:hAnsi="Arial"/>
+          <w:shd w:fill="FFE97F" w:color="auto" w:val="clear"/>
+        </w:rPr>
+        <w:t xml:space="preserve">L'énergie résiduelle, y en a juste dans les ressorts ?</w:t>
+      </w:r>
+    </w:p>
+    <w:p>
+      <w:pPr>
+        <w:pBdr>
+          <w:left w:val="single" w:color="1F4E79" w:sz="24" w:space="6"/>
+        </w:pBdr>
+        <w:shd w:fill="E9F1FA" w:color="auto" w:val="clear"/>
+        <w:spacing w:before="60" w:after="140"/>
+        <w:ind w:left="120" w:right="120"/>
+      </w:pPr>
+      <w:r>
+        <w:rPr>
+          <w:rFonts w:ascii="Arial" w:cs="Arial" w:eastAsia="Arial" w:hAnsi="Arial"/>
+          <w:b/>
+          <w:bCs/>
+          <w:color w:val="595959"/>
+        </w:rPr>
+        <w:t xml:space="preserve">[nouveau]  </w:t>
+      </w:r>
+      <w:r>
+        <w:rPr>
+          <w:rFonts w:ascii="Arial" w:cs="Arial" w:eastAsia="Arial" w:hAnsi="Arial"/>
+          <w:b/>
+          <w:bCs/>
+          <w:color w:val="1F4E79"/>
+        </w:rPr>
+        <w:t xml:space="preserve">Formateur : </w:t>
+      </w:r>
+      <w:r>
+        <w:rPr>
+          <w:rFonts w:ascii="Arial" w:cs="Arial" w:eastAsia="Arial" w:hAnsi="Arial"/>
+          <w:shd w:fill="FFE97F" w:color="auto" w:val="clear"/>
+        </w:rPr>
+        <w:t xml:space="preserve">Pas juste là. Il y a aussi la pression qui reste dans les boyaux hydrauliques, une pièce qui peut tomber, un câble tendu. Avant de démonter, on se demande toujours : qu'est-ce qui peut encore bouger ?</w:t>
       </w:r>
     </w:p>
     <w:p>

--- a/video/Script_PRO-OP-DD-005.docx
+++ b/video/Script_PRO-OP-DD-005.docx
@@ -30,30 +30,7 @@
           <w:sz w:val="20"/>
           <w:szCs w:val="20"/>
         </w:rPr>
-        <w:t xml:space="preserve">Le temps entre crochets indique où la réplique commence dans la vidéo actuelle (3 min 06 s). </w:t>
-      </w:r>
-      <w:r>
-        <w:rPr>
-          <w:rFonts w:ascii="Arial" w:cs="Arial" w:eastAsia="Arial" w:hAnsi="Arial"/>
-          <w:i/>
-          <w:iCs/>
-          <w:color w:val="595959"/>
-          <w:sz w:val="20"/>
-          <w:szCs w:val="20"/>
-          <w:shd w:fill="FFE97F" w:color="auto" w:val="clear"/>
-        </w:rPr>
-        <w:t xml:space="preserve">Texte surligné</w:t>
-      </w:r>
-      <w:r>
-        <w:rPr>
-          <w:rFonts w:ascii="Arial" w:cs="Arial" w:eastAsia="Arial" w:hAnsi="Arial"/>
-          <w:i/>
-          <w:iCs/>
-          <w:color w:val="595959"/>
-          <w:sz w:val="20"/>
-          <w:szCs w:val="20"/>
-        </w:rPr>
-        <w:t xml:space="preserve"> : nouveau ou modifié, à enregistrer (pas encore dans la vidéo ; les temps seront mis à jour après le montage).</w:t>
+        <w:t xml:space="preserve">Le temps entre crochets indique où la réplique commence dans la vidéo (3 min 06 s).</w:t>
       </w:r>
     </w:p>
     <w:p>
@@ -290,14 +267,7 @@
         <w:rPr>
           <w:rFonts w:ascii="Arial" w:cs="Arial" w:eastAsia="Arial" w:hAnsi="Arial"/>
         </w:rPr>
-        <w:t xml:space="preserve">Regardez la coupe : l'hydraulique est coupé, mais les ressorts verts sont encore comprimés. Fermer les manettes ne libère pas leur énergie. </w:t>
-      </w:r>
-      <w:r>
-        <w:rPr>
-          <w:rFonts w:ascii="Arial" w:cs="Arial" w:eastAsia="Arial" w:hAnsi="Arial"/>
-          <w:shd w:fill="FFE97F" w:color="auto" w:val="clear"/>
-        </w:rPr>
-        <w:t xml:space="preserve">C'est ce qu'on appelle de l'énergie résiduelle : elle reste emmagasinée dans l'équipement, même quand la source est arrêtée.</w:t>
+        <w:t xml:space="preserve">Regardez la coupe : l'hydraulique est coupé, mais les ressorts verts sont encore comprimés. Fermer les manettes ne libère pas leur énergie.</w:t>
       </w:r>
     </w:p>
     <w:p>
@@ -365,14 +335,7 @@
         <w:rPr>
           <w:rFonts w:ascii="Arial" w:cs="Arial" w:eastAsia="Arial" w:hAnsi="Arial"/>
         </w:rPr>
-        <w:t xml:space="preserve">Étape trois : on cadenasse la foreuse. Le cadenas empêche de repartir l'hydraulique, mais les ressorts, eux, poussent encore. </w:t>
-      </w:r>
-      <w:r>
-        <w:rPr>
-          <w:rFonts w:ascii="Arial" w:cs="Arial" w:eastAsia="Arial" w:hAnsi="Arial"/>
-          <w:shd w:fill="FFE97F" w:color="auto" w:val="clear"/>
-        </w:rPr>
-        <w:t xml:space="preserve">Cette énergie résiduelle, on la contrôle aussi : on la retient à l'étape six, pis on la relâche tranquillement à l'étape sept.</w:t>
+        <w:t xml:space="preserve">Étape trois : on cadenasse la foreuse. Le cadenas empêche de repartir l'hydraulique, mais les ressorts, eux, poussent encore.</w:t>
       </w:r>
     </w:p>
     <w:p>
@@ -473,7 +436,6 @@
       <w:r>
         <w:rPr>
           <w:rFonts w:ascii="Arial" w:cs="Arial" w:eastAsia="Arial" w:hAnsi="Arial"/>
-          <w:shd w:fill="FFE97F" w:color="auto" w:val="clear"/>
         </w:rPr>
         <w:t xml:space="preserve">Étape six, c'est la clé de toute la job. Il est important de desserrer les boulons longs un à la fois, de retirer l'espaceur, qu'on appelle le bushing, pis de resserrer complètement le boulon sans bushing.</w:t>
       </w:r>
@@ -508,7 +470,6 @@
       <w:r>
         <w:rPr>
           <w:rFonts w:ascii="Arial" w:cs="Arial" w:eastAsia="Arial" w:hAnsi="Arial"/>
-          <w:shd w:fill="FFE97F" w:color="auto" w:val="clear"/>
         </w:rPr>
         <w:t xml:space="preserve">Ça nous permet d'avoir l'espace requis pour desserrer les six autres boulons, tout en enlevant la tension des ressorts. Pis on garde une sécurité supplémentaire avec les trois boulons longs toujours en place.</w:t>
       </w:r>
@@ -987,76 +948,6 @@
           <w:rFonts w:ascii="Arial" w:cs="Arial" w:eastAsia="Arial" w:hAnsi="Arial"/>
         </w:rPr>
         <w:t xml:space="preserve">Non. Ce sont eux qui retiennent le cône si quelque chose lâche. Sans eux, rien ne l'arrête.</w:t>
-      </w:r>
-    </w:p>
-    <w:p>
-      <w:pPr>
-        <w:pBdr>
-          <w:left w:val="single" w:color="C55A11" w:sz="24" w:space="6"/>
-        </w:pBdr>
-        <w:shd w:fill="FCE9DB" w:color="auto" w:val="clear"/>
-        <w:spacing w:before="60" w:after="140"/>
-        <w:ind w:left="120" w:right="120"/>
-      </w:pPr>
-      <w:r>
-        <w:rPr>
-          <w:rFonts w:ascii="Arial" w:cs="Arial" w:eastAsia="Arial" w:hAnsi="Arial"/>
-          <w:b/>
-          <w:bCs/>
-          <w:color w:val="595959"/>
-        </w:rPr>
-        <w:t xml:space="preserve">[nouveau]  </w:t>
-      </w:r>
-      <w:r>
-        <w:rPr>
-          <w:rFonts w:ascii="Arial" w:cs="Arial" w:eastAsia="Arial" w:hAnsi="Arial"/>
-          <w:b/>
-          <w:bCs/>
-          <w:color w:val="C55A11"/>
-        </w:rPr>
-        <w:t xml:space="preserve">Travailleur : </w:t>
-      </w:r>
-      <w:r>
-        <w:rPr>
-          <w:rFonts w:ascii="Arial" w:cs="Arial" w:eastAsia="Arial" w:hAnsi="Arial"/>
-          <w:shd w:fill="FFE97F" w:color="auto" w:val="clear"/>
-        </w:rPr>
-        <w:t xml:space="preserve">L'énergie résiduelle, y en a juste dans les ressorts ?</w:t>
-      </w:r>
-    </w:p>
-    <w:p>
-      <w:pPr>
-        <w:pBdr>
-          <w:left w:val="single" w:color="1F4E79" w:sz="24" w:space="6"/>
-        </w:pBdr>
-        <w:shd w:fill="E9F1FA" w:color="auto" w:val="clear"/>
-        <w:spacing w:before="60" w:after="140"/>
-        <w:ind w:left="120" w:right="120"/>
-      </w:pPr>
-      <w:r>
-        <w:rPr>
-          <w:rFonts w:ascii="Arial" w:cs="Arial" w:eastAsia="Arial" w:hAnsi="Arial"/>
-          <w:b/>
-          <w:bCs/>
-          <w:color w:val="595959"/>
-        </w:rPr>
-        <w:t xml:space="preserve">[nouveau]  </w:t>
-      </w:r>
-      <w:r>
-        <w:rPr>
-          <w:rFonts w:ascii="Arial" w:cs="Arial" w:eastAsia="Arial" w:hAnsi="Arial"/>
-          <w:b/>
-          <w:bCs/>
-          <w:color w:val="1F4E79"/>
-        </w:rPr>
-        <w:t xml:space="preserve">Formateur : </w:t>
-      </w:r>
-      <w:r>
-        <w:rPr>
-          <w:rFonts w:ascii="Arial" w:cs="Arial" w:eastAsia="Arial" w:hAnsi="Arial"/>
-          <w:shd w:fill="FFE97F" w:color="auto" w:val="clear"/>
-        </w:rPr>
-        <w:t xml:space="preserve">Pas juste là. Il y a aussi la pression qui reste dans les boyaux hydrauliques, une pièce qui peut tomber, un câble tendu. Avant de démonter, on se demande toujours : qu'est-ce qui peut encore bouger ?</w:t>
       </w:r>
     </w:p>
     <w:p>

--- a/video/Script_PRO-OP-DD-005.docx
+++ b/video/Script_PRO-OP-DD-005.docx
@@ -30,7 +30,30 @@
           <w:sz w:val="20"/>
           <w:szCs w:val="20"/>
         </w:rPr>
-        <w:t xml:space="preserve">Le temps entre crochets indique où la réplique commence dans la vidéo (3 min 06 s).</w:t>
+        <w:t xml:space="preserve">Le temps entre crochets indique où la réplique commence dans la vidéo actuelle (3 min 06 s). </w:t>
+      </w:r>
+      <w:r>
+        <w:rPr>
+          <w:rFonts w:ascii="Arial" w:cs="Arial" w:eastAsia="Arial" w:hAnsi="Arial"/>
+          <w:i/>
+          <w:iCs/>
+          <w:color w:val="595959"/>
+          <w:sz w:val="20"/>
+          <w:szCs w:val="20"/>
+          <w:shd w:fill="FFE97F" w:color="auto" w:val="clear"/>
+        </w:rPr>
+        <w:t xml:space="preserve">Texte surligné</w:t>
+      </w:r>
+      <w:r>
+        <w:rPr>
+          <w:rFonts w:ascii="Arial" w:cs="Arial" w:eastAsia="Arial" w:hAnsi="Arial"/>
+          <w:i/>
+          <w:iCs/>
+          <w:color w:val="595959"/>
+          <w:sz w:val="20"/>
+          <w:szCs w:val="20"/>
+        </w:rPr>
+        <w:t xml:space="preserve"> : nouveau ou modifié, à enregistrer (pas encore dans la vidéo ; les temps seront mis à jour après le montage).</w:t>
       </w:r>
     </w:p>
     <w:p>
@@ -267,7 +290,14 @@
         <w:rPr>
           <w:rFonts w:ascii="Arial" w:cs="Arial" w:eastAsia="Arial" w:hAnsi="Arial"/>
         </w:rPr>
-        <w:t xml:space="preserve">Regardez la coupe : l'hydraulique est coupé, mais les ressorts verts sont encore comprimés. Fermer les manettes ne libère pas leur énergie.</w:t>
+        <w:t xml:space="preserve">Regardez la coupe : l'hydraulique est coupé, mais les ressorts verts sont encore comprimés. Fermer les manettes ne libère pas leur énergie. </w:t>
+      </w:r>
+      <w:r>
+        <w:rPr>
+          <w:rFonts w:ascii="Arial" w:cs="Arial" w:eastAsia="Arial" w:hAnsi="Arial"/>
+          <w:shd w:fill="FFE97F" w:color="auto" w:val="clear"/>
+        </w:rPr>
+        <w:t xml:space="preserve">C'est ce qu'on appelle de l'énergie résiduelle : elle reste emmagasinée dans l'équipement, même quand la source est arrêtée.</w:t>
       </w:r>
     </w:p>
     <w:p>
@@ -335,7 +365,14 @@
         <w:rPr>
           <w:rFonts w:ascii="Arial" w:cs="Arial" w:eastAsia="Arial" w:hAnsi="Arial"/>
         </w:rPr>
-        <w:t xml:space="preserve">Étape trois : on cadenasse la foreuse. Le cadenas empêche de repartir l'hydraulique, mais les ressorts, eux, poussent encore.</w:t>
+        <w:t xml:space="preserve">Étape trois : on cadenasse la foreuse. Le cadenas empêche de repartir l'hydraulique, mais les ressorts, eux, poussent encore. </w:t>
+      </w:r>
+      <w:r>
+        <w:rPr>
+          <w:rFonts w:ascii="Arial" w:cs="Arial" w:eastAsia="Arial" w:hAnsi="Arial"/>
+          <w:shd w:fill="FFE97F" w:color="auto" w:val="clear"/>
+        </w:rPr>
+        <w:t xml:space="preserve">Cette énergie résiduelle, on la contrôle aussi : on la retient à l'étape six, pis on la relâche tranquillement à l'étape sept.</w:t>
       </w:r>
     </w:p>
     <w:p>
@@ -436,6 +473,7 @@
       <w:r>
         <w:rPr>
           <w:rFonts w:ascii="Arial" w:cs="Arial" w:eastAsia="Arial" w:hAnsi="Arial"/>
+          <w:shd w:fill="FFE97F" w:color="auto" w:val="clear"/>
         </w:rPr>
         <w:t xml:space="preserve">Étape six, c'est la clé de toute la job. Il est important de desserrer les boulons longs un à la fois, de retirer l'espaceur, qu'on appelle le bushing, pis de resserrer complètement le boulon sans bushing.</w:t>
       </w:r>
@@ -470,6 +508,7 @@
       <w:r>
         <w:rPr>
           <w:rFonts w:ascii="Arial" w:cs="Arial" w:eastAsia="Arial" w:hAnsi="Arial"/>
+          <w:shd w:fill="FFE97F" w:color="auto" w:val="clear"/>
         </w:rPr>
         <w:t xml:space="preserve">Ça nous permet d'avoir l'espace requis pour desserrer les six autres boulons, tout en enlevant la tension des ressorts. Pis on garde une sécurité supplémentaire avec les trois boulons longs toujours en place.</w:t>
       </w:r>

--- a/video/Script_PRO-OP-DD-005.docx
+++ b/video/Script_PRO-OP-DD-005.docx
@@ -987,6 +987,76 @@
           <w:rFonts w:ascii="Arial" w:cs="Arial" w:eastAsia="Arial" w:hAnsi="Arial"/>
         </w:rPr>
         <w:t xml:space="preserve">Non. Ce sont eux qui retiennent le cône si quelque chose lâche. Sans eux, rien ne l'arrête.</w:t>
+      </w:r>
+    </w:p>
+    <w:p>
+      <w:pPr>
+        <w:pBdr>
+          <w:left w:val="single" w:color="C55A11" w:sz="24" w:space="6"/>
+        </w:pBdr>
+        <w:shd w:fill="FCE9DB" w:color="auto" w:val="clear"/>
+        <w:spacing w:before="60" w:after="140"/>
+        <w:ind w:left="120" w:right="120"/>
+      </w:pPr>
+      <w:r>
+        <w:rPr>
+          <w:rFonts w:ascii="Arial" w:cs="Arial" w:eastAsia="Arial" w:hAnsi="Arial"/>
+          <w:b/>
+          <w:bCs/>
+          <w:color w:val="595959"/>
+        </w:rPr>
+        <w:t xml:space="preserve">[nouveau]  </w:t>
+      </w:r>
+      <w:r>
+        <w:rPr>
+          <w:rFonts w:ascii="Arial" w:cs="Arial" w:eastAsia="Arial" w:hAnsi="Arial"/>
+          <w:b/>
+          <w:bCs/>
+          <w:color w:val="C55A11"/>
+        </w:rPr>
+        <w:t xml:space="preserve">Travailleur : </w:t>
+      </w:r>
+      <w:r>
+        <w:rPr>
+          <w:rFonts w:ascii="Arial" w:cs="Arial" w:eastAsia="Arial" w:hAnsi="Arial"/>
+          <w:shd w:fill="FFE97F" w:color="auto" w:val="clear"/>
+        </w:rPr>
+        <w:t xml:space="preserve">L'énergie résiduelle, y en a juste dans les ressorts ?</w:t>
+      </w:r>
+    </w:p>
+    <w:p>
+      <w:pPr>
+        <w:pBdr>
+          <w:left w:val="single" w:color="1F4E79" w:sz="24" w:space="6"/>
+        </w:pBdr>
+        <w:shd w:fill="E9F1FA" w:color="auto" w:val="clear"/>
+        <w:spacing w:before="60" w:after="140"/>
+        <w:ind w:left="120" w:right="120"/>
+      </w:pPr>
+      <w:r>
+        <w:rPr>
+          <w:rFonts w:ascii="Arial" w:cs="Arial" w:eastAsia="Arial" w:hAnsi="Arial"/>
+          <w:b/>
+          <w:bCs/>
+          <w:color w:val="595959"/>
+        </w:rPr>
+        <w:t xml:space="preserve">[nouveau]  </w:t>
+      </w:r>
+      <w:r>
+        <w:rPr>
+          <w:rFonts w:ascii="Arial" w:cs="Arial" w:eastAsia="Arial" w:hAnsi="Arial"/>
+          <w:b/>
+          <w:bCs/>
+          <w:color w:val="1F4E79"/>
+        </w:rPr>
+        <w:t xml:space="preserve">Formateur : </w:t>
+      </w:r>
+      <w:r>
+        <w:rPr>
+          <w:rFonts w:ascii="Arial" w:cs="Arial" w:eastAsia="Arial" w:hAnsi="Arial"/>
+          <w:shd w:fill="FFE97F" w:color="auto" w:val="clear"/>
+        </w:rPr>
+        <w:t xml:space="preserve">Pas juste là. Il y a aussi la pression qui reste dans les boyaux hydrauliques, une pièce qui peut tomber, un câble tendu. Avant de démonter, on se demande toujours : qu'est-ce qui peut encore bouger ?</w:t>
       </w:r>
     </w:p>
     <w:p>

--- a/video/Script_PRO-OP-DD-005.docx
+++ b/video/Script_PRO-OP-DD-005.docx
@@ -372,7 +372,7 @@
           <w:rFonts w:ascii="Arial" w:cs="Arial" w:eastAsia="Arial" w:hAnsi="Arial"/>
           <w:shd w:fill="FFE97F" w:color="auto" w:val="clear"/>
         </w:rPr>
-        <w:t xml:space="preserve">Cette énergie résiduelle, on la contrôle aussi : on la retient à l'étape six, pis on la relâche tranquillement à l'étape sept.</w:t>
+        <w:t xml:space="preserve">Cette énergie résiduelle, on la contrôle aussi : à l'étape six, les trois boulons longs, remis sans bushing, retiennent le cône. À l'étape sept, on desserre les six autres boulons un tour à la fois, pis les ressorts se détendent tranquillement.</w:t>
       </w:r>
     </w:p>
     <w:p>

--- a/video/Script_PRO-OP-DD-005.docx
+++ b/video/Script_PRO-OP-DD-005.docx
@@ -298,6 +298,50 @@
           <w:shd w:fill="FFE97F" w:color="auto" w:val="clear"/>
         </w:rPr>
         <w:t xml:space="preserve">C'est ce qu'on appelle de l'énergie résiduelle : elle reste emmagasinée dans l'équipement, même quand la source est arrêtée.</w:t>
+      </w:r>
+    </w:p>
+    <w:p>
+      <w:pPr>
+        <w:pBdr>
+          <w:left w:val="dashed" w:color="B7791F" w:sz="24" w:space="6"/>
+        </w:pBdr>
+        <w:shd w:fill="FFF8E1" w:color="auto" w:val="clear"/>
+        <w:spacing w:before="60" w:after="140"/>
+        <w:ind w:left="120" w:right="120"/>
+      </w:pPr>
+      <w:r>
+        <w:rPr>
+          <w:rFonts w:ascii="Arial" w:cs="Arial" w:eastAsia="Arial" w:hAnsi="Arial"/>
+          <w:b/>
+          <w:bCs/>
+          <w:color w:val="595959"/>
+        </w:rPr>
+        <w:t xml:space="preserve">[nouveau]  </w:t>
+      </w:r>
+      <w:r>
+        <w:rPr>
+          <w:rFonts w:ascii="Arial" w:cs="Arial" w:eastAsia="Arial" w:hAnsi="Arial"/>
+          <w:b/>
+          <w:bCs/>
+          <w:color w:val="8A5A00"/>
+        </w:rPr>
+        <w:t xml:space="preserve">⏸ ARRÊT — ON EN DISCUTE (carte à l’écran, sans voix) : </w:t>
+      </w:r>
+      <w:r>
+        <w:rPr>
+          <w:rFonts w:ascii="Arial" w:cs="Arial" w:eastAsia="Arial" w:hAnsi="Arial"/>
+          <w:shd w:fill="FFE97F" w:color="auto" w:val="clear"/>
+        </w:rPr>
+        <w:t xml:space="preserve">Les ressorts sont encore comprimés. Selon vous, comment on peut relâcher cette énergie-là sans danger ?</w:t>
+      </w:r>
+      <w:r>
+        <w:rPr>
+          <w:rFonts w:ascii="Arial" w:cs="Arial" w:eastAsia="Arial" w:hAnsi="Arial"/>
+          <w:i/>
+          <w:iCs/>
+          <w:color w:val="595959"/>
+        </w:rPr>
+        <w:t xml:space="preserve">  Mettez la vidéo sur pause et discutez en équipe.</w:t>
       </w:r>
     </w:p>
     <w:p>

--- a/video/Script_PRO-OP-DD-005.docx
+++ b/video/Script_PRO-OP-DD-005.docx
@@ -758,7 +758,14 @@
         <w:rPr>
           <w:rFonts w:ascii="Arial" w:cs="Arial" w:eastAsia="Arial" w:hAnsi="Arial"/>
         </w:rPr>
-        <w:t xml:space="preserve">Pour le quart : jamais un boulon du cône enlevé au complet sous charge. Les trois boulons longs sans bushing, avant l'étape sept. Pis un tour à la fois.</w:t>
+        <w:t xml:space="preserve">Pour le quart : jamais un boulon du cône enlevé au complet sous charge. </w:t>
+      </w:r>
+      <w:r>
+        <w:rPr>
+          <w:rFonts w:ascii="Arial" w:cs="Arial" w:eastAsia="Arial" w:hAnsi="Arial"/>
+          <w:shd w:fill="FFE97F" w:color="auto" w:val="clear"/>
+        </w:rPr>
+        <w:t xml:space="preserve">Les trois boulons longs sans bushing, avant de desserrer les six autres boulons. Pis un tour à la fois.</w:t>
       </w:r>
     </w:p>
     <w:p>

--- a/video/Script_PRO-OP-DD-005.docx
+++ b/video/Script_PRO-OP-DD-005.docx
@@ -623,6 +623,115 @@
           <w:rFonts w:ascii="Arial" w:cs="Arial" w:eastAsia="Arial" w:hAnsi="Arial"/>
         </w:rPr>
         <w:t xml:space="preserve">Les six boulons partagent la charge : les ressorts se détendent peu à peu, également. C'est plus long, mais on reste en contrôle.</w:t>
+      </w:r>
+    </w:p>
+    <w:p>
+      <w:pPr>
+        <w:pBdr>
+          <w:left w:val="dashed" w:color="C00000" w:sz="24" w:space="6"/>
+        </w:pBdr>
+        <w:shd w:fill="FDECEC" w:color="auto" w:val="clear"/>
+        <w:spacing w:before="60" w:after="140"/>
+        <w:ind w:left="120" w:right="120"/>
+      </w:pPr>
+      <w:r>
+        <w:rPr>
+          <w:rFonts w:ascii="Arial" w:cs="Arial" w:eastAsia="Arial" w:hAnsi="Arial"/>
+          <w:b/>
+          <w:bCs/>
+          <w:color w:val="595959"/>
+        </w:rPr>
+        <w:t xml:space="preserve">[nouveau]  </w:t>
+      </w:r>
+      <w:r>
+        <w:rPr>
+          <w:rFonts w:ascii="Arial" w:cs="Arial" w:eastAsia="Arial" w:hAnsi="Arial"/>
+          <w:b/>
+          <w:bCs/>
+          <w:color w:val="C00000"/>
+        </w:rPr>
+        <w:t xml:space="preserve">✗ SI ON NE RESPECTE PAS LA SÉQUENCE</w:t>
+      </w:r>
+      <w:r>
+        <w:rPr>
+          <w:rFonts w:ascii="Arial" w:cs="Arial" w:eastAsia="Arial" w:hAnsi="Arial"/>
+          <w:i/>
+          <w:iCs/>
+          <w:color w:val="595959"/>
+        </w:rPr>
+        <w:t xml:space="preserve"> — à l’écran, en rouge : boulons sortis au complet un par un, sans les boulons longs ; le dernier casse, le cône est projeté.</w:t>
+      </w:r>
+    </w:p>
+    <w:p>
+      <w:pPr>
+        <w:pBdr>
+          <w:left w:val="single" w:color="1F4E79" w:sz="24" w:space="6"/>
+        </w:pBdr>
+        <w:shd w:fill="E9F1FA" w:color="auto" w:val="clear"/>
+        <w:spacing w:before="60" w:after="140"/>
+        <w:ind w:left="120" w:right="120"/>
+      </w:pPr>
+      <w:r>
+        <w:rPr>
+          <w:rFonts w:ascii="Arial" w:cs="Arial" w:eastAsia="Arial" w:hAnsi="Arial"/>
+          <w:b/>
+          <w:bCs/>
+          <w:color w:val="595959"/>
+        </w:rPr>
+        <w:t xml:space="preserve">[nouveau]  </w:t>
+      </w:r>
+      <w:r>
+        <w:rPr>
+          <w:rFonts w:ascii="Arial" w:cs="Arial" w:eastAsia="Arial" w:hAnsi="Arial"/>
+          <w:b/>
+          <w:bCs/>
+          <w:color w:val="1F4E79"/>
+        </w:rPr>
+        <w:t xml:space="preserve">Formateur : </w:t>
+      </w:r>
+      <w:r>
+        <w:rPr>
+          <w:rFonts w:ascii="Arial" w:cs="Arial" w:eastAsia="Arial" w:hAnsi="Arial"/>
+          <w:shd w:fill="FFE97F" w:color="auto" w:val="clear"/>
+        </w:rPr>
+        <w:t xml:space="preserve">Regardez ce qui arrive si on sort les boulons au complet, un après l'autre, sans s'occuper de l'énergie résiduelle. Les ressorts restent comprimés, pis chaque boulon enlevé laisse plus de charge aux autres. Le dernier porte toute la force : il casse, pis le cône est projeté. C'est pour ça qu'on y va un tour à la fois.</w:t>
+      </w:r>
+    </w:p>
+    <w:p>
+      <w:pPr>
+        <w:pBdr>
+          <w:left w:val="dashed" w:color="2E7D32" w:sz="24" w:space="6"/>
+        </w:pBdr>
+        <w:shd w:fill="EAF5EA" w:color="auto" w:val="clear"/>
+        <w:spacing w:before="60" w:after="140"/>
+        <w:ind w:left="120" w:right="120"/>
+      </w:pPr>
+      <w:r>
+        <w:rPr>
+          <w:rFonts w:ascii="Arial" w:cs="Arial" w:eastAsia="Arial" w:hAnsi="Arial"/>
+          <w:b/>
+          <w:bCs/>
+          <w:color w:val="595959"/>
+        </w:rPr>
+        <w:t xml:space="preserve">[nouveau]  </w:t>
+      </w:r>
+      <w:r>
+        <w:rPr>
+          <w:rFonts w:ascii="Arial" w:cs="Arial" w:eastAsia="Arial" w:hAnsi="Arial"/>
+          <w:b/>
+          <w:bCs/>
+          <w:color w:val="2E7D32"/>
+        </w:rPr>
+        <w:t xml:space="preserve">✓ LA BONNE MÉTHODE</w:t>
+      </w:r>
+      <w:r>
+        <w:rPr>
+          <w:rFonts w:ascii="Arial" w:cs="Arial" w:eastAsia="Arial" w:hAnsi="Arial"/>
+          <w:i/>
+          <w:iCs/>
+          <w:color w:val="595959"/>
+        </w:rPr>
+        <w:t xml:space="preserve"> — retour à la procédure (étape 8).</w:t>
       </w:r>
     </w:p>
     <w:p>

--- a/video/Script_PRO-OP-DD-005.docx
+++ b/video/Script_PRO-OP-DD-005.docx
@@ -409,14 +409,14 @@
         <w:rPr>
           <w:rFonts w:ascii="Arial" w:cs="Arial" w:eastAsia="Arial" w:hAnsi="Arial"/>
         </w:rPr>
-        <w:t xml:space="preserve">Étape trois : on cadenasse la foreuse. Le cadenas empêche de repartir l'hydraulique, mais les ressorts, eux, poussent encore. </w:t>
+        <w:t xml:space="preserve">Étape trois : on cadenasse la foreuse. </w:t>
       </w:r>
       <w:r>
         <w:rPr>
           <w:rFonts w:ascii="Arial" w:cs="Arial" w:eastAsia="Arial" w:hAnsi="Arial"/>
           <w:shd w:fill="FFE97F" w:color="auto" w:val="clear"/>
         </w:rPr>
-        <w:t xml:space="preserve">Cette énergie résiduelle, on la contrôle aussi : à l'étape six, les trois boulons longs, remis sans bushing, retiennent le cône. À l'étape sept, on desserre les six autres boulons un tour à la fois, pis les ressorts se détendent tranquillement.</w:t>
+        <w:t xml:space="preserve">Chacun pose son cadenas, pis on vérifie que la foreuse peut pas repartir. Le cadenas empêche de repartir l'hydraulique, mais les ressorts, eux, poussent encore. Cette énergie résiduelle, on la contrôle aussi : à l'étape six, les trois boulons longs, remis sans bushing, retiennent le cône. À l'étape sept, on desserre les six autres boulons un tour à la fois, pis les ressorts se détendent tranquillement.</w:t>
       </w:r>
     </w:p>
     <w:p>

--- a/video/Script_PRO-OP-DD-005.docx
+++ b/video/Script_PRO-OP-DD-005.docx
@@ -1217,6 +1217,76 @@
           <w:shd w:fill="FFE97F" w:color="auto" w:val="clear"/>
         </w:rPr>
         <w:t xml:space="preserve">Pas juste là. Il y a aussi la pression qui reste dans les boyaux hydrauliques, une pièce qui peut tomber, un câble tendu. Avant de démonter, on se demande toujours : qu'est-ce qui peut encore bouger ?</w:t>
+      </w:r>
+    </w:p>
+    <w:p>
+      <w:pPr>
+        <w:pBdr>
+          <w:left w:val="single" w:color="C55A11" w:sz="24" w:space="6"/>
+        </w:pBdr>
+        <w:shd w:fill="FCE9DB" w:color="auto" w:val="clear"/>
+        <w:spacing w:before="60" w:after="140"/>
+        <w:ind w:left="120" w:right="120"/>
+      </w:pPr>
+      <w:r>
+        <w:rPr>
+          <w:rFonts w:ascii="Arial" w:cs="Arial" w:eastAsia="Arial" w:hAnsi="Arial"/>
+          <w:b/>
+          <w:bCs/>
+          <w:color w:val="595959"/>
+        </w:rPr>
+        <w:t xml:space="preserve">[nouveau]  </w:t>
+      </w:r>
+      <w:r>
+        <w:rPr>
+          <w:rFonts w:ascii="Arial" w:cs="Arial" w:eastAsia="Arial" w:hAnsi="Arial"/>
+          <w:b/>
+          <w:bCs/>
+          <w:color w:val="C55A11"/>
+        </w:rPr>
+        <w:t xml:space="preserve">Travailleur : </w:t>
+      </w:r>
+      <w:r>
+        <w:rPr>
+          <w:rFonts w:ascii="Arial" w:cs="Arial" w:eastAsia="Arial" w:hAnsi="Arial"/>
+          <w:shd w:fill="FFE97F" w:color="auto" w:val="clear"/>
+        </w:rPr>
+        <w:t xml:space="preserve">Pis si le quart finit avant que la job soit faite ?</w:t>
+      </w:r>
+    </w:p>
+    <w:p>
+      <w:pPr>
+        <w:pBdr>
+          <w:left w:val="single" w:color="1F4E79" w:sz="24" w:space="6"/>
+        </w:pBdr>
+        <w:shd w:fill="E9F1FA" w:color="auto" w:val="clear"/>
+        <w:spacing w:before="60" w:after="140"/>
+        <w:ind w:left="120" w:right="120"/>
+      </w:pPr>
+      <w:r>
+        <w:rPr>
+          <w:rFonts w:ascii="Arial" w:cs="Arial" w:eastAsia="Arial" w:hAnsi="Arial"/>
+          <w:b/>
+          <w:bCs/>
+          <w:color w:val="595959"/>
+        </w:rPr>
+        <w:t xml:space="preserve">[nouveau]  </w:t>
+      </w:r>
+      <w:r>
+        <w:rPr>
+          <w:rFonts w:ascii="Arial" w:cs="Arial" w:eastAsia="Arial" w:hAnsi="Arial"/>
+          <w:b/>
+          <w:bCs/>
+          <w:color w:val="1F4E79"/>
+        </w:rPr>
+        <w:t xml:space="preserve">Formateur : </w:t>
+      </w:r>
+      <w:r>
+        <w:rPr>
+          <w:rFonts w:ascii="Arial" w:cs="Arial" w:eastAsia="Arial" w:hAnsi="Arial"/>
+          <w:shd w:fill="FFE97F" w:color="auto" w:val="clear"/>
+        </w:rPr>
+        <w:t xml:space="preserve">On pose un scellé sur la foreuse, avec une fiche qui explique la nature de l'intervention. Après, chacun peut enlever son cadenas. Le prochain quart sait exactement où on est rendu, pis chacun repose son cadenas avant de reprendre la job.</w:t>
       </w:r>
     </w:p>
     <w:p>

--- a/video/Script_PRO-OP-DD-005.docx
+++ b/video/Script_PRO-OP-DD-005.docx
@@ -1286,7 +1286,7 @@
           <w:rFonts w:ascii="Arial" w:cs="Arial" w:eastAsia="Arial" w:hAnsi="Arial"/>
           <w:shd w:fill="FFE97F" w:color="auto" w:val="clear"/>
         </w:rPr>
-        <w:t xml:space="preserve">On pose un scellé sur la foreuse, avec une fiche qui explique la nature de l'intervention. Après, chacun peut enlever son cadenas. Le prochain quart sait exactement où on est rendu, pis chacun repose son cadenas avant de reprendre la job.</w:t>
+        <w:t xml:space="preserve">On pose un scellé sur la foreuse, avec une fiche qui explique la nature de l'intervention. Après, chacun peut enlever son cadenas. Le prochain quart sait exactement où on est rendu, pis chacun repose son cadenas avant de reprendre la job. Sans ça, quelqu'un pourrait repartir la foreuse sans savoir que le mandrin est à moitié démonté, pis que les ressorts sont peut-être encore sous charge. Le cône pourrait être projeté.</w:t>
       </w:r>
     </w:p>
     <w:p>

--- a/video/Script_PRO-OP-DD-005.docx
+++ b/video/Script_PRO-OP-DD-005.docx
@@ -833,7 +833,14 @@
         <w:rPr>
           <w:rFonts w:ascii="Arial" w:cs="Arial" w:eastAsia="Arial" w:hAnsi="Arial"/>
         </w:rPr>
-        <w:t xml:space="preserve">Étape neuf : on sort le cône, le bowl, pis les mâchoires, et on change les pièces. L'énergie a été relâchée lentement : le cône est resté retenu tout le long.</w:t>
+        <w:t xml:space="preserve">Étape neuf : on sort le cône, le bowl, pis les mâchoires, et on change les pièces. </w:t>
+      </w:r>
+      <w:r>
+        <w:rPr>
+          <w:rFonts w:ascii="Arial" w:cs="Arial" w:eastAsia="Arial" w:hAnsi="Arial"/>
+          <w:shd w:fill="FFE97F" w:color="auto" w:val="clear"/>
+        </w:rPr>
+        <w:t xml:space="preserve">L'énergie résiduelle a été relâchée lentement : le cône est resté retenu tout le long.</w:t>
       </w:r>
     </w:p>
     <w:p>

--- a/video/Script_PRO-OP-DD-005.docx
+++ b/video/Script_PRO-OP-DD-005.docx
@@ -900,6 +900,74 @@
           <w:bCs/>
           <w:color w:val="595959"/>
         </w:rPr>
+        <w:t xml:space="preserve">[2:26]  </w:t>
+      </w:r>
+      <w:r>
+        <w:rPr>
+          <w:rFonts w:ascii="Arial" w:cs="Arial" w:eastAsia="Arial" w:hAnsi="Arial"/>
+          <w:b/>
+          <w:bCs/>
+          <w:color w:val="C55A11"/>
+        </w:rPr>
+        <w:t xml:space="preserve">Travailleur : </w:t>
+      </w:r>
+      <w:r>
+        <w:rPr>
+          <w:rFonts w:ascii="Arial" w:cs="Arial" w:eastAsia="Arial" w:hAnsi="Arial"/>
+        </w:rPr>
+        <w:t xml:space="preserve">Pendant que je dévisse, je me place où ?</w:t>
+      </w:r>
+    </w:p>
+    <w:p>
+      <w:pPr>
+        <w:pBdr>
+          <w:left w:val="single" w:color="1F4E79" w:sz="24" w:space="6"/>
+        </w:pBdr>
+        <w:shd w:fill="E9F1FA" w:color="auto" w:val="clear"/>
+        <w:spacing w:before="60" w:after="140"/>
+        <w:ind w:left="120" w:right="120"/>
+      </w:pPr>
+      <w:r>
+        <w:rPr>
+          <w:rFonts w:ascii="Arial" w:cs="Arial" w:eastAsia="Arial" w:hAnsi="Arial"/>
+          <w:b/>
+          <w:bCs/>
+          <w:color w:val="595959"/>
+        </w:rPr>
+        <w:t xml:space="preserve">[2:29]  </w:t>
+      </w:r>
+      <w:r>
+        <w:rPr>
+          <w:rFonts w:ascii="Arial" w:cs="Arial" w:eastAsia="Arial" w:hAnsi="Arial"/>
+          <w:b/>
+          <w:bCs/>
+          <w:color w:val="1F4E79"/>
+        </w:rPr>
+        <w:t xml:space="preserve">Formateur : </w:t>
+      </w:r>
+      <w:r>
+        <w:rPr>
+          <w:rFonts w:ascii="Arial" w:cs="Arial" w:eastAsia="Arial" w:hAnsi="Arial"/>
+        </w:rPr>
+        <w:t xml:space="preserve">Hors de l'axe du mandrin. Jamais devant le cône : s'il part, c'est là qu'il s'en va.</w:t>
+      </w:r>
+    </w:p>
+    <w:p>
+      <w:pPr>
+        <w:pBdr>
+          <w:left w:val="single" w:color="C55A11" w:sz="24" w:space="6"/>
+        </w:pBdr>
+        <w:shd w:fill="FCE9DB" w:color="auto" w:val="clear"/>
+        <w:spacing w:before="60" w:after="140"/>
+        <w:ind w:left="120" w:right="120"/>
+      </w:pPr>
+      <w:r>
+        <w:rPr>
+          <w:rFonts w:ascii="Arial" w:cs="Arial" w:eastAsia="Arial" w:hAnsi="Arial"/>
+          <w:b/>
+          <w:bCs/>
+          <w:color w:val="595959"/>
+        </w:rPr>
         <w:t xml:space="preserve">[2:17]  </w:t>
       </w:r>
       <w:r>
@@ -950,74 +1018,6 @@
           <w:rFonts w:ascii="Arial" w:cs="Arial" w:eastAsia="Arial" w:hAnsi="Arial"/>
         </w:rPr>
         <w:t xml:space="preserve">On force pas à l'impact drill sous charge. On arrête, pis on en parle au superviseur avant de continuer.</w:t>
-      </w:r>
-    </w:p>
-    <w:p>
-      <w:pPr>
-        <w:pBdr>
-          <w:left w:val="single" w:color="C55A11" w:sz="24" w:space="6"/>
-        </w:pBdr>
-        <w:shd w:fill="FCE9DB" w:color="auto" w:val="clear"/>
-        <w:spacing w:before="60" w:after="140"/>
-        <w:ind w:left="120" w:right="120"/>
-      </w:pPr>
-      <w:r>
-        <w:rPr>
-          <w:rFonts w:ascii="Arial" w:cs="Arial" w:eastAsia="Arial" w:hAnsi="Arial"/>
-          <w:b/>
-          <w:bCs/>
-          <w:color w:val="595959"/>
-        </w:rPr>
-        <w:t xml:space="preserve">[2:26]  </w:t>
-      </w:r>
-      <w:r>
-        <w:rPr>
-          <w:rFonts w:ascii="Arial" w:cs="Arial" w:eastAsia="Arial" w:hAnsi="Arial"/>
-          <w:b/>
-          <w:bCs/>
-          <w:color w:val="C55A11"/>
-        </w:rPr>
-        <w:t xml:space="preserve">Travailleur : </w:t>
-      </w:r>
-      <w:r>
-        <w:rPr>
-          <w:rFonts w:ascii="Arial" w:cs="Arial" w:eastAsia="Arial" w:hAnsi="Arial"/>
-        </w:rPr>
-        <w:t xml:space="preserve">Pendant que je dévisse, je me place où ?</w:t>
-      </w:r>
-    </w:p>
-    <w:p>
-      <w:pPr>
-        <w:pBdr>
-          <w:left w:val="single" w:color="1F4E79" w:sz="24" w:space="6"/>
-        </w:pBdr>
-        <w:shd w:fill="E9F1FA" w:color="auto" w:val="clear"/>
-        <w:spacing w:before="60" w:after="140"/>
-        <w:ind w:left="120" w:right="120"/>
-      </w:pPr>
-      <w:r>
-        <w:rPr>
-          <w:rFonts w:ascii="Arial" w:cs="Arial" w:eastAsia="Arial" w:hAnsi="Arial"/>
-          <w:b/>
-          <w:bCs/>
-          <w:color w:val="595959"/>
-        </w:rPr>
-        <w:t xml:space="preserve">[2:29]  </w:t>
-      </w:r>
-      <w:r>
-        <w:rPr>
-          <w:rFonts w:ascii="Arial" w:cs="Arial" w:eastAsia="Arial" w:hAnsi="Arial"/>
-          <w:b/>
-          <w:bCs/>
-          <w:color w:val="1F4E79"/>
-        </w:rPr>
-        <w:t xml:space="preserve">Formateur : </w:t>
-      </w:r>
-      <w:r>
-        <w:rPr>
-          <w:rFonts w:ascii="Arial" w:cs="Arial" w:eastAsia="Arial" w:hAnsi="Arial"/>
-        </w:rPr>
-        <w:t xml:space="preserve">Hors de l'axe du mandrin. Jamais devant le cône : s'il part, c'est là qu'il s'en va.</w:t>
       </w:r>
     </w:p>
     <w:p>

--- a/video/Script_PRO-OP-DD-005.docx
+++ b/video/Script_PRO-OP-DD-005.docx
@@ -1362,6 +1362,50 @@
           <w:rFonts w:ascii="Arial" w:cs="Arial" w:eastAsia="Arial" w:hAnsi="Arial"/>
         </w:rPr>
         <w:t xml:space="preserve">Tu arrêtes, pis tu en parles au superviseur. On regarde ça ensemble avant de continuer.</w:t>
+      </w:r>
+    </w:p>
+    <w:p>
+      <w:pPr>
+        <w:pBdr>
+          <w:left w:val="dashed" w:color="B7791F" w:sz="24" w:space="6"/>
+        </w:pBdr>
+        <w:shd w:fill="FFF8E1" w:color="auto" w:val="clear"/>
+        <w:spacing w:before="60" w:after="140"/>
+        <w:ind w:left="120" w:right="120"/>
+      </w:pPr>
+      <w:r>
+        <w:rPr>
+          <w:rFonts w:ascii="Arial" w:cs="Arial" w:eastAsia="Arial" w:hAnsi="Arial"/>
+          <w:b/>
+          <w:bCs/>
+          <w:color w:val="595959"/>
+        </w:rPr>
+        <w:t xml:space="preserve">[nouveau]  </w:t>
+      </w:r>
+      <w:r>
+        <w:rPr>
+          <w:rFonts w:ascii="Arial" w:cs="Arial" w:eastAsia="Arial" w:hAnsi="Arial"/>
+          <w:b/>
+          <w:bCs/>
+          <w:color w:val="8A5A00"/>
+        </w:rPr>
+        <w:t xml:space="preserve">⏸ À VOUS LA PAROLE (dernière image, sans voix) : </w:t>
+      </w:r>
+      <w:r>
+        <w:rPr>
+          <w:rFonts w:ascii="Arial" w:cs="Arial" w:eastAsia="Arial" w:hAnsi="Arial"/>
+          <w:shd w:fill="FFE97F" w:color="auto" w:val="clear"/>
+        </w:rPr>
+        <w:t xml:space="preserve">Sur nos équipements, où est-ce qu'il peut rester de l'énergie résiduelle après le cadenassage ? • Dans votre travail, quand est-ce que le cadenas suffit pas, pis qu'il faut contrôler une énergie qui reste ? • Qu'est-ce qu'on doit vérifier avant de démonter, une fois la foreuse cadenassée ?</w:t>
+      </w:r>
+      <w:r>
+        <w:rPr>
+          <w:rFonts w:ascii="Arial" w:cs="Arial" w:eastAsia="Arial" w:hAnsi="Arial"/>
+          <w:i/>
+          <w:iCs/>
+          <w:color w:val="595959"/>
+        </w:rPr>
+        <w:t xml:space="preserve">  Mettez la vidéo sur pause et discutez en équipe.</w:t>
       </w:r>
     </w:p>
     <w:sectPr>

--- a/video/Script_PRO-OP-DD-005.docx
+++ b/video/Script_PRO-OP-DD-005.docx
@@ -30,7 +30,7 @@
           <w:sz w:val="20"/>
           <w:szCs w:val="20"/>
         </w:rPr>
-        <w:t xml:space="preserve">Le temps entre crochets indique où la réplique commence dans la vidéo actuelle (3 min 06 s). </w:t>
+        <w:t xml:space="preserve">Le temps entre crochets indique où la réplique commence dans la vidéo en ligne (5 min 37 s). </w:t>
       </w:r>
       <w:r>
         <w:rPr>
@@ -139,7 +139,7 @@
           <w:bCs/>
           <w:color w:val="595959"/>
         </w:rPr>
-        <w:t xml:space="preserve">[0:03]  </w:t>
+        <w:t xml:space="preserve">[0:04]  </w:t>
       </w:r>
       <w:r>
         <w:rPr>
@@ -173,7 +173,7 @@
           <w:bCs/>
           <w:color w:val="595959"/>
         </w:rPr>
-        <w:t xml:space="preserve">[0:06]  </w:t>
+        <w:t xml:space="preserve">[0:07]  </w:t>
       </w:r>
       <w:r>
         <w:rPr>
@@ -207,7 +207,7 @@
           <w:bCs/>
           <w:color w:val="595959"/>
         </w:rPr>
-        <w:t xml:space="preserve">[0:11]  </w:t>
+        <w:t xml:space="preserve">[0:14]  </w:t>
       </w:r>
       <w:r>
         <w:rPr>
@@ -241,63 +241,63 @@
           <w:bCs/>
           <w:color w:val="595959"/>
         </w:rPr>
-        <w:t xml:space="preserve">[0:15]  </w:t>
-      </w:r>
-      <w:r>
-        <w:rPr>
-          <w:rFonts w:ascii="Arial" w:cs="Arial" w:eastAsia="Arial" w:hAnsi="Arial"/>
-          <w:b/>
-          <w:bCs/>
-          <w:color w:val="1F4E79"/>
-        </w:rPr>
-        <w:t xml:space="preserve">Formateur : </w:t>
-      </w:r>
-      <w:r>
-        <w:rPr>
-          <w:rFonts w:ascii="Arial" w:cs="Arial" w:eastAsia="Arial" w:hAnsi="Arial"/>
-        </w:rPr>
-        <w:t xml:space="preserve">Étape un : les manettes Clam et Chuck en position fermée.</w:t>
-      </w:r>
-    </w:p>
-    <w:p>
-      <w:pPr>
-        <w:pBdr>
-          <w:left w:val="single" w:color="1F4E79" w:sz="24" w:space="6"/>
-        </w:pBdr>
-        <w:shd w:fill="E9F1FA" w:color="auto" w:val="clear"/>
-        <w:spacing w:before="60" w:after="140"/>
-        <w:ind w:left="120" w:right="120"/>
-      </w:pPr>
-      <w:r>
-        <w:rPr>
-          <w:rFonts w:ascii="Arial" w:cs="Arial" w:eastAsia="Arial" w:hAnsi="Arial"/>
-          <w:b/>
-          <w:bCs/>
-          <w:color w:val="595959"/>
-        </w:rPr>
-        <w:t xml:space="preserve">[0:20]  </w:t>
-      </w:r>
-      <w:r>
-        <w:rPr>
-          <w:rFonts w:ascii="Arial" w:cs="Arial" w:eastAsia="Arial" w:hAnsi="Arial"/>
-          <w:b/>
-          <w:bCs/>
-          <w:color w:val="1F4E79"/>
-        </w:rPr>
-        <w:t xml:space="preserve">Formateur : </w:t>
-      </w:r>
-      <w:r>
-        <w:rPr>
-          <w:rFonts w:ascii="Arial" w:cs="Arial" w:eastAsia="Arial" w:hAnsi="Arial"/>
-        </w:rPr>
-        <w:t xml:space="preserve">Regardez la coupe : l'hydraulique est coupé, mais les ressorts verts sont encore comprimés. Fermer les manettes ne libère pas leur énergie. </w:t>
+        <w:t xml:space="preserve">[0:18]  </w:t>
+      </w:r>
+      <w:r>
+        <w:rPr>
+          <w:rFonts w:ascii="Arial" w:cs="Arial" w:eastAsia="Arial" w:hAnsi="Arial"/>
+          <w:b/>
+          <w:bCs/>
+          <w:color w:val="1F4E79"/>
+        </w:rPr>
+        <w:t xml:space="preserve">Formateur : </w:t>
+      </w:r>
+      <w:r>
+        <w:rPr>
+          <w:rFonts w:ascii="Arial" w:cs="Arial" w:eastAsia="Arial" w:hAnsi="Arial"/>
+        </w:rPr>
+        <w:t xml:space="preserve">Étape un : les manettes Clam et Chuck en position fermée. </w:t>
       </w:r>
       <w:r>
         <w:rPr>
           <w:rFonts w:ascii="Arial" w:cs="Arial" w:eastAsia="Arial" w:hAnsi="Arial"/>
           <w:shd w:fill="FFE97F" w:color="auto" w:val="clear"/>
         </w:rPr>
-        <w:t xml:space="preserve">C'est ce qu'on appelle de l'énergie résiduelle : elle reste emmagasinée dans l'équipement, même quand la source est arrêtée.</w:t>
+        <w:t xml:space="preserve">Pourquoi fermées ? En position ouverte, l'hydraulique pousse le vérin, pis les ressorts sont écrasés au maximum. Si on cadenasse comme ça, le cadenas n'y change rien : toute cette énergie-là reste prise dans le mandrin. Fermées, les ressorts sont étirés au maximum : c'est là qu'il en reste le moins.</w:t>
+      </w:r>
+    </w:p>
+    <w:p>
+      <w:pPr>
+        <w:pBdr>
+          <w:left w:val="single" w:color="1F4E79" w:sz="24" w:space="6"/>
+        </w:pBdr>
+        <w:shd w:fill="E9F1FA" w:color="auto" w:val="clear"/>
+        <w:spacing w:before="60" w:after="140"/>
+        <w:ind w:left="120" w:right="120"/>
+      </w:pPr>
+      <w:r>
+        <w:rPr>
+          <w:rFonts w:ascii="Arial" w:cs="Arial" w:eastAsia="Arial" w:hAnsi="Arial"/>
+          <w:b/>
+          <w:bCs/>
+          <w:color w:val="595959"/>
+        </w:rPr>
+        <w:t xml:space="preserve">[0:25]  </w:t>
+      </w:r>
+      <w:r>
+        <w:rPr>
+          <w:rFonts w:ascii="Arial" w:cs="Arial" w:eastAsia="Arial" w:hAnsi="Arial"/>
+          <w:b/>
+          <w:bCs/>
+          <w:color w:val="1F4E79"/>
+        </w:rPr>
+        <w:t xml:space="preserve">Formateur : </w:t>
+      </w:r>
+      <w:r>
+        <w:rPr>
+          <w:rFonts w:ascii="Arial" w:cs="Arial" w:eastAsia="Arial" w:hAnsi="Arial"/>
+        </w:rPr>
+        <w:t xml:space="preserve">Regardez la coupe : l'hydraulique est coupé, mais les ressorts verts sont encore comprimés. Fermer les manettes ne libère pas leur énergie. C'est ce qu'on appelle de l'énergie résiduelle : elle reste emmagasinée dans l'équipement, même quand la source est arrêtée.</w:t>
       </w:r>
     </w:p>
     <w:p>
@@ -316,7 +316,7 @@
           <w:bCs/>
           <w:color w:val="595959"/>
         </w:rPr>
-        <w:t xml:space="preserve">[nouveau]  </w:t>
+        <w:t xml:space="preserve">[0:41]  </w:t>
       </w:r>
       <w:r>
         <w:rPr>
@@ -330,7 +330,6 @@
       <w:r>
         <w:rPr>
           <w:rFonts w:ascii="Arial" w:cs="Arial" w:eastAsia="Arial" w:hAnsi="Arial"/>
-          <w:shd w:fill="FFE97F" w:color="auto" w:val="clear"/>
         </w:rPr>
         <w:t xml:space="preserve">Les ressorts sont encore comprimés. Selon vous, comment on peut relâcher cette énergie-là sans danger ?</w:t>
       </w:r>
@@ -360,7 +359,7 @@
           <w:bCs/>
           <w:color w:val="595959"/>
         </w:rPr>
-        <w:t xml:space="preserve">[0:28]  </w:t>
+        <w:t xml:space="preserve">[0:50]  </w:t>
       </w:r>
       <w:r>
         <w:rPr>
@@ -394,48 +393,41 @@
           <w:bCs/>
           <w:color w:val="595959"/>
         </w:rPr>
-        <w:t xml:space="preserve">[0:33]  </w:t>
-      </w:r>
-      <w:r>
-        <w:rPr>
-          <w:rFonts w:ascii="Arial" w:cs="Arial" w:eastAsia="Arial" w:hAnsi="Arial"/>
-          <w:b/>
-          <w:bCs/>
-          <w:color w:val="1F4E79"/>
-        </w:rPr>
-        <w:t xml:space="preserve">Formateur : </w:t>
-      </w:r>
-      <w:r>
-        <w:rPr>
-          <w:rFonts w:ascii="Arial" w:cs="Arial" w:eastAsia="Arial" w:hAnsi="Arial"/>
-        </w:rPr>
-        <w:t xml:space="preserve">Étape trois : on cadenasse la foreuse. </w:t>
-      </w:r>
-      <w:r>
-        <w:rPr>
-          <w:rFonts w:ascii="Arial" w:cs="Arial" w:eastAsia="Arial" w:hAnsi="Arial"/>
-          <w:shd w:fill="FFE97F" w:color="auto" w:val="clear"/>
-        </w:rPr>
-        <w:t xml:space="preserve">Chacun pose son cadenas, pis on vérifie que la foreuse peut pas repartir. Le cadenas empêche de repartir l'hydraulique, mais les ressorts, eux, poussent encore. Cette énergie résiduelle, on la contrôle aussi : à l'étape six, les trois boulons longs, remis sans bushing, retiennent le cône. À l'étape sept, on desserre les six autres boulons un tour à la fois, pis les ressorts se détendent tranquillement.</w:t>
-      </w:r>
-    </w:p>
-    <w:p>
-      <w:pPr>
-        <w:pBdr>
-          <w:left w:val="single" w:color="1F4E79" w:sz="24" w:space="6"/>
-        </w:pBdr>
-        <w:shd w:fill="E9F1FA" w:color="auto" w:val="clear"/>
-        <w:spacing w:before="60" w:after="140"/>
-        <w:ind w:left="120" w:right="120"/>
-      </w:pPr>
-      <w:r>
-        <w:rPr>
-          <w:rFonts w:ascii="Arial" w:cs="Arial" w:eastAsia="Arial" w:hAnsi="Arial"/>
-          <w:b/>
-          <w:bCs/>
-          <w:color w:val="595959"/>
-        </w:rPr>
-        <w:t xml:space="preserve">[0:41]  </w:t>
+        <w:t xml:space="preserve">[0:56]  </w:t>
+      </w:r>
+      <w:r>
+        <w:rPr>
+          <w:rFonts w:ascii="Arial" w:cs="Arial" w:eastAsia="Arial" w:hAnsi="Arial"/>
+          <w:b/>
+          <w:bCs/>
+          <w:color w:val="1F4E79"/>
+        </w:rPr>
+        <w:t xml:space="preserve">Formateur : </w:t>
+      </w:r>
+      <w:r>
+        <w:rPr>
+          <w:rFonts w:ascii="Arial" w:cs="Arial" w:eastAsia="Arial" w:hAnsi="Arial"/>
+        </w:rPr>
+        <w:t xml:space="preserve">Étape trois : on cadenasse la foreuse. Chacun pose son cadenas, pis on vérifie que la foreuse peut pas repartir. Le cadenas empêche de repartir l'hydraulique, mais les ressorts, eux, poussent encore. Cette énergie résiduelle, on la contrôle aussi : à l'étape six, les trois boulons longs, remis sans bushing, retiennent le cône. À l'étape sept, on desserre les six autres boulons un tour à la fois, pis les ressorts se détendent tranquillement.</w:t>
+      </w:r>
+    </w:p>
+    <w:p>
+      <w:pPr>
+        <w:pBdr>
+          <w:left w:val="single" w:color="1F4E79" w:sz="24" w:space="6"/>
+        </w:pBdr>
+        <w:shd w:fill="E9F1FA" w:color="auto" w:val="clear"/>
+        <w:spacing w:before="60" w:after="140"/>
+        <w:ind w:left="120" w:right="120"/>
+      </w:pPr>
+      <w:r>
+        <w:rPr>
+          <w:rFonts w:ascii="Arial" w:cs="Arial" w:eastAsia="Arial" w:hAnsi="Arial"/>
+          <w:b/>
+          <w:bCs/>
+          <w:color w:val="595959"/>
+        </w:rPr>
+        <w:t xml:space="preserve">[1:26]  </w:t>
       </w:r>
       <w:r>
         <w:rPr>
@@ -469,7 +461,7 @@
           <w:bCs/>
           <w:color w:val="595959"/>
         </w:rPr>
-        <w:t xml:space="preserve">[0:49]  </w:t>
+        <w:t xml:space="preserve">[1:35]  </w:t>
       </w:r>
       <w:r>
         <w:rPr>
@@ -503,21 +495,20 @@
           <w:bCs/>
           <w:color w:val="595959"/>
         </w:rPr>
-        <w:t xml:space="preserve">[1:01]  </w:t>
-      </w:r>
-      <w:r>
-        <w:rPr>
-          <w:rFonts w:ascii="Arial" w:cs="Arial" w:eastAsia="Arial" w:hAnsi="Arial"/>
-          <w:b/>
-          <w:bCs/>
-          <w:color w:val="1F4E79"/>
-        </w:rPr>
-        <w:t xml:space="preserve">Formateur : </w:t>
-      </w:r>
-      <w:r>
-        <w:rPr>
-          <w:rFonts w:ascii="Arial" w:cs="Arial" w:eastAsia="Arial" w:hAnsi="Arial"/>
-          <w:shd w:fill="FFE97F" w:color="auto" w:val="clear"/>
+        <w:t xml:space="preserve">[1:47]  </w:t>
+      </w:r>
+      <w:r>
+        <w:rPr>
+          <w:rFonts w:ascii="Arial" w:cs="Arial" w:eastAsia="Arial" w:hAnsi="Arial"/>
+          <w:b/>
+          <w:bCs/>
+          <w:color w:val="1F4E79"/>
+        </w:rPr>
+        <w:t xml:space="preserve">Formateur : </w:t>
+      </w:r>
+      <w:r>
+        <w:rPr>
+          <w:rFonts w:ascii="Arial" w:cs="Arial" w:eastAsia="Arial" w:hAnsi="Arial"/>
         </w:rPr>
         <w:t xml:space="preserve">Étape six, c'est la clé de toute la job. Il est important de desserrer les boulons longs un à la fois, de retirer l'espaceur, qu'on appelle le bushing, pis de resserrer complètement le boulon sans bushing.</w:t>
       </w:r>
@@ -538,21 +529,20 @@
           <w:bCs/>
           <w:color w:val="595959"/>
         </w:rPr>
-        <w:t xml:space="preserve">[1:08]  </w:t>
-      </w:r>
-      <w:r>
-        <w:rPr>
-          <w:rFonts w:ascii="Arial" w:cs="Arial" w:eastAsia="Arial" w:hAnsi="Arial"/>
-          <w:b/>
-          <w:bCs/>
-          <w:color w:val="1F4E79"/>
-        </w:rPr>
-        <w:t xml:space="preserve">Formateur : </w:t>
-      </w:r>
-      <w:r>
-        <w:rPr>
-          <w:rFonts w:ascii="Arial" w:cs="Arial" w:eastAsia="Arial" w:hAnsi="Arial"/>
-          <w:shd w:fill="FFE97F" w:color="auto" w:val="clear"/>
+        <w:t xml:space="preserve">[2:01]  </w:t>
+      </w:r>
+      <w:r>
+        <w:rPr>
+          <w:rFonts w:ascii="Arial" w:cs="Arial" w:eastAsia="Arial" w:hAnsi="Arial"/>
+          <w:b/>
+          <w:bCs/>
+          <w:color w:val="1F4E79"/>
+        </w:rPr>
+        <w:t xml:space="preserve">Formateur : </w:t>
+      </w:r>
+      <w:r>
+        <w:rPr>
+          <w:rFonts w:ascii="Arial" w:cs="Arial" w:eastAsia="Arial" w:hAnsi="Arial"/>
         </w:rPr>
         <w:t xml:space="preserve">Ça nous permet d'avoir l'espace requis pour desserrer les six autres boulons, tout en enlevant la tension des ressorts. Pis on garde une sécurité supplémentaire avec les trois boulons longs toujours en place.</w:t>
       </w:r>
@@ -573,7 +563,7 @@
           <w:bCs/>
           <w:color w:val="595959"/>
         </w:rPr>
-        <w:t xml:space="preserve">[1:15]  </w:t>
+        <w:t xml:space="preserve">[2:14]  </w:t>
       </w:r>
       <w:r>
         <w:rPr>
@@ -607,7 +597,7 @@
           <w:bCs/>
           <w:color w:val="595959"/>
         </w:rPr>
-        <w:t xml:space="preserve">[1:32]  </w:t>
+        <w:t xml:space="preserve">[2:31]  </w:t>
       </w:r>
       <w:r>
         <w:rPr>
@@ -641,7 +631,7 @@
           <w:bCs/>
           <w:color w:val="595959"/>
         </w:rPr>
-        <w:t xml:space="preserve">[nouveau]  </w:t>
+        <w:t xml:space="preserve">[2:41]  </w:t>
       </w:r>
       <w:r>
         <w:rPr>
@@ -678,21 +668,20 @@
           <w:bCs/>
           <w:color w:val="595959"/>
         </w:rPr>
-        <w:t xml:space="preserve">[nouveau]  </w:t>
-      </w:r>
-      <w:r>
-        <w:rPr>
-          <w:rFonts w:ascii="Arial" w:cs="Arial" w:eastAsia="Arial" w:hAnsi="Arial"/>
-          <w:b/>
-          <w:bCs/>
-          <w:color w:val="1F4E79"/>
-        </w:rPr>
-        <w:t xml:space="preserve">Formateur : </w:t>
-      </w:r>
-      <w:r>
-        <w:rPr>
-          <w:rFonts w:ascii="Arial" w:cs="Arial" w:eastAsia="Arial" w:hAnsi="Arial"/>
-          <w:shd w:fill="FFE97F" w:color="auto" w:val="clear"/>
+        <w:t xml:space="preserve">[2:42]  </w:t>
+      </w:r>
+      <w:r>
+        <w:rPr>
+          <w:rFonts w:ascii="Arial" w:cs="Arial" w:eastAsia="Arial" w:hAnsi="Arial"/>
+          <w:b/>
+          <w:bCs/>
+          <w:color w:val="1F4E79"/>
+        </w:rPr>
+        <w:t xml:space="preserve">Formateur : </w:t>
+      </w:r>
+      <w:r>
+        <w:rPr>
+          <w:rFonts w:ascii="Arial" w:cs="Arial" w:eastAsia="Arial" w:hAnsi="Arial"/>
         </w:rPr>
         <w:t xml:space="preserve">Regardez ce qui arrive si on sort les boulons au complet, un après l'autre, sans s'occuper de l'énergie résiduelle. Les ressorts restent comprimés, pis chaque boulon enlevé laisse plus de charge aux autres. Le dernier porte toute la force : il casse, pis le cône est projeté. C'est pour ça qu'on y va un tour à la fois.</w:t>
       </w:r>
@@ -713,7 +702,7 @@
           <w:bCs/>
           <w:color w:val="595959"/>
         </w:rPr>
-        <w:t xml:space="preserve">[nouveau]  </w:t>
+        <w:t xml:space="preserve">[3:06]  </w:t>
       </w:r>
       <w:r>
         <w:rPr>
@@ -750,7 +739,7 @@
           <w:bCs/>
           <w:color w:val="595959"/>
         </w:rPr>
-        <w:t xml:space="preserve">[1:41]  </w:t>
+        <w:t xml:space="preserve">[3:10]  </w:t>
       </w:r>
       <w:r>
         <w:rPr>
@@ -784,7 +773,7 @@
           <w:bCs/>
           <w:color w:val="595959"/>
         </w:rPr>
-        <w:t xml:space="preserve">[1:48]  </w:t>
+        <w:t xml:space="preserve">[3:17]  </w:t>
       </w:r>
       <w:r>
         <w:rPr>
@@ -818,70 +807,56 @@
           <w:bCs/>
           <w:color w:val="595959"/>
         </w:rPr>
-        <w:t xml:space="preserve">[1:54]  </w:t>
-      </w:r>
-      <w:r>
-        <w:rPr>
-          <w:rFonts w:ascii="Arial" w:cs="Arial" w:eastAsia="Arial" w:hAnsi="Arial"/>
-          <w:b/>
-          <w:bCs/>
-          <w:color w:val="1F4E79"/>
-        </w:rPr>
-        <w:t xml:space="preserve">Formateur : </w:t>
-      </w:r>
-      <w:r>
-        <w:rPr>
-          <w:rFonts w:ascii="Arial" w:cs="Arial" w:eastAsia="Arial" w:hAnsi="Arial"/>
-        </w:rPr>
-        <w:t xml:space="preserve">Étape neuf : on sort le cône, le bowl, pis les mâchoires, et on change les pièces. </w:t>
-      </w:r>
-      <w:r>
-        <w:rPr>
-          <w:rFonts w:ascii="Arial" w:cs="Arial" w:eastAsia="Arial" w:hAnsi="Arial"/>
-          <w:shd w:fill="FFE97F" w:color="auto" w:val="clear"/>
-        </w:rPr>
-        <w:t xml:space="preserve">L'énergie résiduelle a été relâchée lentement : le cône est resté retenu tout le long.</w:t>
-      </w:r>
-    </w:p>
-    <w:p>
-      <w:pPr>
-        <w:pBdr>
-          <w:left w:val="single" w:color="1F4E79" w:sz="24" w:space="6"/>
-        </w:pBdr>
-        <w:shd w:fill="E9F1FA" w:color="auto" w:val="clear"/>
-        <w:spacing w:before="60" w:after="140"/>
-        <w:ind w:left="120" w:right="120"/>
-      </w:pPr>
-      <w:r>
-        <w:rPr>
-          <w:rFonts w:ascii="Arial" w:cs="Arial" w:eastAsia="Arial" w:hAnsi="Arial"/>
-          <w:b/>
-          <w:bCs/>
-          <w:color w:val="595959"/>
-        </w:rPr>
-        <w:t xml:space="preserve">[2:05]  </w:t>
-      </w:r>
-      <w:r>
-        <w:rPr>
-          <w:rFonts w:ascii="Arial" w:cs="Arial" w:eastAsia="Arial" w:hAnsi="Arial"/>
-          <w:b/>
-          <w:bCs/>
-          <w:color w:val="1F4E79"/>
-        </w:rPr>
-        <w:t xml:space="preserve">Formateur : </w:t>
-      </w:r>
-      <w:r>
-        <w:rPr>
-          <w:rFonts w:ascii="Arial" w:cs="Arial" w:eastAsia="Arial" w:hAnsi="Arial"/>
-        </w:rPr>
-        <w:t xml:space="preserve">Pour le quart : jamais un boulon du cône enlevé au complet sous charge. </w:t>
-      </w:r>
-      <w:r>
-        <w:rPr>
-          <w:rFonts w:ascii="Arial" w:cs="Arial" w:eastAsia="Arial" w:hAnsi="Arial"/>
-          <w:shd w:fill="FFE97F" w:color="auto" w:val="clear"/>
-        </w:rPr>
-        <w:t xml:space="preserve">Les trois boulons longs sans bushing, avant de desserrer les six autres boulons. Pis un tour à la fois.</w:t>
+        <w:t xml:space="preserve">[3:24]  </w:t>
+      </w:r>
+      <w:r>
+        <w:rPr>
+          <w:rFonts w:ascii="Arial" w:cs="Arial" w:eastAsia="Arial" w:hAnsi="Arial"/>
+          <w:b/>
+          <w:bCs/>
+          <w:color w:val="1F4E79"/>
+        </w:rPr>
+        <w:t xml:space="preserve">Formateur : </w:t>
+      </w:r>
+      <w:r>
+        <w:rPr>
+          <w:rFonts w:ascii="Arial" w:cs="Arial" w:eastAsia="Arial" w:hAnsi="Arial"/>
+        </w:rPr>
+        <w:t xml:space="preserve">Étape neuf : on sort le cône, le bowl, pis les mâchoires, et on change les pièces. L'énergie résiduelle a été relâchée lentement : le cône est resté retenu tout le long.</w:t>
+      </w:r>
+    </w:p>
+    <w:p>
+      <w:pPr>
+        <w:pBdr>
+          <w:left w:val="single" w:color="1F4E79" w:sz="24" w:space="6"/>
+        </w:pBdr>
+        <w:shd w:fill="E9F1FA" w:color="auto" w:val="clear"/>
+        <w:spacing w:before="60" w:after="140"/>
+        <w:ind w:left="120" w:right="120"/>
+      </w:pPr>
+      <w:r>
+        <w:rPr>
+          <w:rFonts w:ascii="Arial" w:cs="Arial" w:eastAsia="Arial" w:hAnsi="Arial"/>
+          <w:b/>
+          <w:bCs/>
+          <w:color w:val="595959"/>
+        </w:rPr>
+        <w:t xml:space="preserve">[3:37]  </w:t>
+      </w:r>
+      <w:r>
+        <w:rPr>
+          <w:rFonts w:ascii="Arial" w:cs="Arial" w:eastAsia="Arial" w:hAnsi="Arial"/>
+          <w:b/>
+          <w:bCs/>
+          <w:color w:val="1F4E79"/>
+        </w:rPr>
+        <w:t xml:space="preserve">Formateur : </w:t>
+      </w:r>
+      <w:r>
+        <w:rPr>
+          <w:rFonts w:ascii="Arial" w:cs="Arial" w:eastAsia="Arial" w:hAnsi="Arial"/>
+        </w:rPr>
+        <w:t xml:space="preserve">Pour le quart : jamais un boulon du cône enlevé au complet sous charge. Les trois boulons longs sans bushing, avant de desserrer les six autres boulons. Pis un tour à la fois.</w:t>
       </w:r>
     </w:p>
     <w:p>
@@ -900,7 +875,7 @@
           <w:bCs/>
           <w:color w:val="595959"/>
         </w:rPr>
-        <w:t xml:space="preserve">[2:26]  </w:t>
+        <w:t xml:space="preserve">[3:50]  </w:t>
       </w:r>
       <w:r>
         <w:rPr>
@@ -934,7 +909,7 @@
           <w:bCs/>
           <w:color w:val="595959"/>
         </w:rPr>
-        <w:t xml:space="preserve">[2:29]  </w:t>
+        <w:t xml:space="preserve">[3:53]  </w:t>
       </w:r>
       <w:r>
         <w:rPr>
@@ -968,7 +943,7 @@
           <w:bCs/>
           <w:color w:val="595959"/>
         </w:rPr>
-        <w:t xml:space="preserve">[2:17]  </w:t>
+        <w:t xml:space="preserve">[4:00]  </w:t>
       </w:r>
       <w:r>
         <w:rPr>
@@ -1002,7 +977,7 @@
           <w:bCs/>
           <w:color w:val="595959"/>
         </w:rPr>
-        <w:t xml:space="preserve">[2:19]  </w:t>
+        <w:t xml:space="preserve">[4:03]  </w:t>
       </w:r>
       <w:r>
         <w:rPr>
@@ -1036,7 +1011,7 @@
           <w:bCs/>
           <w:color w:val="595959"/>
         </w:rPr>
-        <w:t xml:space="preserve">[2:35]  </w:t>
+        <w:t xml:space="preserve">[4:10]  </w:t>
       </w:r>
       <w:r>
         <w:rPr>
@@ -1070,7 +1045,7 @@
           <w:bCs/>
           <w:color w:val="595959"/>
         </w:rPr>
-        <w:t xml:space="preserve">[2:37]  </w:t>
+        <w:t xml:space="preserve">[4:13]  </w:t>
       </w:r>
       <w:r>
         <w:rPr>
@@ -1104,7 +1079,7 @@
           <w:bCs/>
           <w:color w:val="595959"/>
         </w:rPr>
-        <w:t xml:space="preserve">[2:45]  </w:t>
+        <w:t xml:space="preserve">[4:20]  </w:t>
       </w:r>
       <w:r>
         <w:rPr>
@@ -1138,7 +1113,7 @@
           <w:bCs/>
           <w:color w:val="595959"/>
         </w:rPr>
-        <w:t xml:space="preserve">[2:50]  </w:t>
+        <w:t xml:space="preserve">[4:24]  </w:t>
       </w:r>
       <w:r>
         <w:rPr>
@@ -1172,7 +1147,7 @@
           <w:bCs/>
           <w:color w:val="595959"/>
         </w:rPr>
-        <w:t xml:space="preserve">[nouveau]  </w:t>
+        <w:t xml:space="preserve">[4:31]  </w:t>
       </w:r>
       <w:r>
         <w:rPr>
@@ -1186,7 +1161,6 @@
       <w:r>
         <w:rPr>
           <w:rFonts w:ascii="Arial" w:cs="Arial" w:eastAsia="Arial" w:hAnsi="Arial"/>
-          <w:shd w:fill="FFE97F" w:color="auto" w:val="clear"/>
         </w:rPr>
         <w:t xml:space="preserve">L'énergie résiduelle, y en a juste dans les ressorts ?</w:t>
       </w:r>
@@ -1207,21 +1181,20 @@
           <w:bCs/>
           <w:color w:val="595959"/>
         </w:rPr>
-        <w:t xml:space="preserve">[nouveau]  </w:t>
-      </w:r>
-      <w:r>
-        <w:rPr>
-          <w:rFonts w:ascii="Arial" w:cs="Arial" w:eastAsia="Arial" w:hAnsi="Arial"/>
-          <w:b/>
-          <w:bCs/>
-          <w:color w:val="1F4E79"/>
-        </w:rPr>
-        <w:t xml:space="preserve">Formateur : </w:t>
-      </w:r>
-      <w:r>
-        <w:rPr>
-          <w:rFonts w:ascii="Arial" w:cs="Arial" w:eastAsia="Arial" w:hAnsi="Arial"/>
-          <w:shd w:fill="FFE97F" w:color="auto" w:val="clear"/>
+        <w:t xml:space="preserve">[4:35]  </w:t>
+      </w:r>
+      <w:r>
+        <w:rPr>
+          <w:rFonts w:ascii="Arial" w:cs="Arial" w:eastAsia="Arial" w:hAnsi="Arial"/>
+          <w:b/>
+          <w:bCs/>
+          <w:color w:val="1F4E79"/>
+        </w:rPr>
+        <w:t xml:space="preserve">Formateur : </w:t>
+      </w:r>
+      <w:r>
+        <w:rPr>
+          <w:rFonts w:ascii="Arial" w:cs="Arial" w:eastAsia="Arial" w:hAnsi="Arial"/>
         </w:rPr>
         <w:t xml:space="preserve">Pas juste là. Il y a aussi la pression qui reste dans les boyaux hydrauliques, une pièce qui peut tomber, un câble tendu. Avant de démonter, on se demande toujours : qu'est-ce qui peut encore bouger ?</w:t>
       </w:r>
@@ -1242,7 +1215,7 @@
           <w:bCs/>
           <w:color w:val="595959"/>
         </w:rPr>
-        <w:t xml:space="preserve">[nouveau]  </w:t>
+        <w:t xml:space="preserve">[4:48]  </w:t>
       </w:r>
       <w:r>
         <w:rPr>
@@ -1256,7 +1229,6 @@
       <w:r>
         <w:rPr>
           <w:rFonts w:ascii="Arial" w:cs="Arial" w:eastAsia="Arial" w:hAnsi="Arial"/>
-          <w:shd w:fill="FFE97F" w:color="auto" w:val="clear"/>
         </w:rPr>
         <w:t xml:space="preserve">Pis si le quart finit avant que la job soit faite ?</w:t>
       </w:r>
@@ -1277,21 +1249,20 @@
           <w:bCs/>
           <w:color w:val="595959"/>
         </w:rPr>
-        <w:t xml:space="preserve">[nouveau]  </w:t>
-      </w:r>
-      <w:r>
-        <w:rPr>
-          <w:rFonts w:ascii="Arial" w:cs="Arial" w:eastAsia="Arial" w:hAnsi="Arial"/>
-          <w:b/>
-          <w:bCs/>
-          <w:color w:val="1F4E79"/>
-        </w:rPr>
-        <w:t xml:space="preserve">Formateur : </w:t>
-      </w:r>
-      <w:r>
-        <w:rPr>
-          <w:rFonts w:ascii="Arial" w:cs="Arial" w:eastAsia="Arial" w:hAnsi="Arial"/>
-          <w:shd w:fill="FFE97F" w:color="auto" w:val="clear"/>
+        <w:t xml:space="preserve">[4:51]  </w:t>
+      </w:r>
+      <w:r>
+        <w:rPr>
+          <w:rFonts w:ascii="Arial" w:cs="Arial" w:eastAsia="Arial" w:hAnsi="Arial"/>
+          <w:b/>
+          <w:bCs/>
+          <w:color w:val="1F4E79"/>
+        </w:rPr>
+        <w:t xml:space="preserve">Formateur : </w:t>
+      </w:r>
+      <w:r>
+        <w:rPr>
+          <w:rFonts w:ascii="Arial" w:cs="Arial" w:eastAsia="Arial" w:hAnsi="Arial"/>
         </w:rPr>
         <w:t xml:space="preserve">On pose un scellé sur la foreuse, avec une fiche qui explique la nature de l'intervention. Après, chacun peut enlever son cadenas. Le prochain quart sait exactement où on est rendu, pis chacun repose son cadenas avant de reprendre la job. Sans ça, quelqu'un pourrait repartir la foreuse sans savoir que le mandrin est à moitié démonté, pis que les ressorts sont peut-être encore sous charge. Le cône pourrait être projeté.</w:t>
       </w:r>
@@ -1312,7 +1283,7 @@
           <w:bCs/>
           <w:color w:val="595959"/>
         </w:rPr>
-        <w:t xml:space="preserve">[2:57]  </w:t>
+        <w:t xml:space="preserve">[5:17]  </w:t>
       </w:r>
       <w:r>
         <w:rPr>
@@ -1346,7 +1317,7 @@
           <w:bCs/>
           <w:color w:val="595959"/>
         </w:rPr>
-        <w:t xml:space="preserve">[3:00]  </w:t>
+        <w:t xml:space="preserve">[5:20]  </w:t>
       </w:r>
       <w:r>
         <w:rPr>
@@ -1380,7 +1351,7 @@
           <w:bCs/>
           <w:color w:val="595959"/>
         </w:rPr>
-        <w:t xml:space="preserve">[nouveau]  </w:t>
+        <w:t xml:space="preserve">[5:26]  </w:t>
       </w:r>
       <w:r>
         <w:rPr>
@@ -1394,7 +1365,6 @@
       <w:r>
         <w:rPr>
           <w:rFonts w:ascii="Arial" w:cs="Arial" w:eastAsia="Arial" w:hAnsi="Arial"/>
-          <w:shd w:fill="FFE97F" w:color="auto" w:val="clear"/>
         </w:rPr>
         <w:t xml:space="preserve">Sur nos équipements, où est-ce qu'il peut rester de l'énergie résiduelle après le cadenassage ? • Dans votre travail, quand est-ce que le cadenas suffit pas, pis qu'il faut contrôler une énergie qui reste ? • Qu'est-ce qu'on doit vérifier avant de démonter, une fois la foreuse cadenassée ?</w:t>
       </w:r>

--- a/video/Script_PRO-OP-DD-005.docx
+++ b/video/Script_PRO-OP-DD-005.docx
@@ -408,7 +408,7 @@
         <w:rPr>
           <w:rFonts w:ascii="Arial" w:cs="Arial" w:eastAsia="Arial" w:hAnsi="Arial"/>
         </w:rPr>
-        <w:t xml:space="preserve">Étape trois : on cadenasse la foreuse. Chacun pose son cadenas, pis on vérifie que la foreuse peut pas repartir. Le cadenas empêche de repartir l'hydraulique, mais les ressorts, eux, poussent encore. Cette énergie résiduelle, on la contrôle aussi : à l'étape six, les trois boulons longs, remis sans bushing, retiennent le cône. À l'étape sept, on desserre les six autres boulons un tour à la fois, pis les ressorts se détendent tranquillement.</w:t>
+        <w:t xml:space="preserve">Étape trois : on cadenasse la foreuse. Chacun pose son cadenas, pis on vérifie que la foreuse peut pas repartir. Le cadenas empêche de repartir l'hydraulique, mais les ressorts, eux, poussent encore.</w:t>
       </w:r>
     </w:p>
     <w:p>
